--- a/smart-library/Smart_Library_Project_Report.docx
+++ b/smart-library/Smart_Library_Project_Report.docx
@@ -5,10 +5,90 @@
     <w:p>
       <w:pPr>
         <w:spacing w:after="200" w:line="360" w:lineRule="auto"/>
-        <w:rPr>
-          <w:color w:val="000000" w:themeColor="text1"/>
-        </w:rPr>
-      </w:pPr>
+        <w:jc w:val="center"/>
+        <w:rPr>
+          <w:b/>
+          <w:bCs/>
+          <w:color w:val="000000" w:themeColor="text1"/>
+          <w:sz w:val="32"/>
+          <w:szCs w:val="32"/>
+        </w:rPr>
+      </w:pPr>
+      <w:r>
+        <w:rPr>
+          <w:b/>
+          <w:bCs/>
+          <w:color w:val="000000" w:themeColor="text1"/>
+          <w:sz w:val="32"/>
+          <w:szCs w:val="32"/>
+        </w:rPr>
+        <w:t>GOVERNMENT OF KARNATAK</w:t>
+      </w:r>
+    </w:p>
+    <w:p>
+      <w:pPr>
+        <w:spacing w:after="200" w:line="360" w:lineRule="auto"/>
+        <w:jc w:val="center"/>
+        <w:rPr>
+          <w:color w:val="000000" w:themeColor="text1"/>
+          <w:sz w:val="32"/>
+          <w:szCs w:val="32"/>
+        </w:rPr>
+      </w:pPr>
+      <w:r>
+        <w:rPr>
+          <w:noProof/>
+        </w:rPr>
+        <w:drawing>
+          <wp:inline distT="0" distB="0" distL="0" distR="0" wp14:anchorId="393AD674" wp14:editId="772AD3F8">
+            <wp:extent cx="966439" cy="862361"/>
+            <wp:effectExtent l="0" t="0" r="5715" b="0"/>
+            <wp:docPr id="9" name="Image 2">
+              <a:extLst xmlns:a="http://schemas.openxmlformats.org/drawingml/2006/main">
+                <a:ext uri="{FF2B5EF4-FFF2-40B4-BE49-F238E27FC236}">
+                  <a16:creationId xmlns:a16="http://schemas.microsoft.com/office/drawing/2014/main" id="{E10B2D9B-FAE6-1BAF-4656-56B7F9A9BE16}"/>
+                </a:ext>
+              </a:extLst>
+            </wp:docPr>
+            <wp:cNvGraphicFramePr>
+              <a:graphicFrameLocks xmlns:a="http://schemas.openxmlformats.org/drawingml/2006/main"/>
+            </wp:cNvGraphicFramePr>
+            <a:graphic xmlns:a="http://schemas.openxmlformats.org/drawingml/2006/main">
+              <a:graphicData uri="http://schemas.openxmlformats.org/drawingml/2006/picture">
+                <pic:pic xmlns:pic="http://schemas.openxmlformats.org/drawingml/2006/picture">
+                  <pic:nvPicPr>
+                    <pic:cNvPr id="9" name="Image 2">
+                      <a:extLst>
+                        <a:ext uri="{FF2B5EF4-FFF2-40B4-BE49-F238E27FC236}">
+                          <a16:creationId xmlns:a16="http://schemas.microsoft.com/office/drawing/2014/main" id="{E10B2D9B-FAE6-1BAF-4656-56B7F9A9BE16}"/>
+                        </a:ext>
+                      </a:extLst>
+                    </pic:cNvPr>
+                    <pic:cNvPicPr>
+                      <a:picLocks/>
+                    </pic:cNvPicPr>
+                  </pic:nvPicPr>
+                  <pic:blipFill>
+                    <a:blip r:embed="rId7" cstate="print"/>
+                    <a:stretch>
+                      <a:fillRect/>
+                    </a:stretch>
+                  </pic:blipFill>
+                  <pic:spPr>
+                    <a:xfrm>
+                      <a:off x="0" y="0"/>
+                      <a:ext cx="989444" cy="882889"/>
+                    </a:xfrm>
+                    <a:prstGeom prst="rect">
+                      <a:avLst/>
+                    </a:prstGeom>
+                  </pic:spPr>
+                </pic:pic>
+              </a:graphicData>
+            </a:graphic>
+          </wp:inline>
+        </w:drawing>
+      </w:r>
     </w:p>
     <w:p>
       <w:pPr>
@@ -19,8 +99,8 @@
           <w:b/>
           <w:bCs/>
           <w:color w:val="000000" w:themeColor="text1"/>
-          <w:sz w:val="32"/>
-          <w:szCs w:val="32"/>
+          <w:sz w:val="36"/>
+          <w:szCs w:val="36"/>
         </w:rPr>
       </w:pPr>
       <w:r>
@@ -29,24 +109,11 @@
           <w:b/>
           <w:bCs/>
           <w:color w:val="000000" w:themeColor="text1"/>
-          <w:sz w:val="32"/>
-          <w:szCs w:val="32"/>
-        </w:rPr>
-        <w:t xml:space="preserve">199 Government Polytechnic, </w:t>
-      </w:r>
-      <w:proofErr w:type="spellStart"/>
-      <w:r>
-        <w:rPr>
-          <w:rFonts w:eastAsia="Calibri"/>
-          <w:b/>
-          <w:bCs/>
-          <w:color w:val="000000" w:themeColor="text1"/>
-          <w:sz w:val="32"/>
-          <w:szCs w:val="32"/>
-        </w:rPr>
-        <w:t>Sadalga</w:t>
-      </w:r>
-      <w:proofErr w:type="spellEnd"/>
+          <w:sz w:val="36"/>
+          <w:szCs w:val="36"/>
+        </w:rPr>
+        <w:t>199 Government Polytechnic, Sadalga</w:t>
+      </w:r>
     </w:p>
     <w:p>
       <w:pPr>
@@ -106,7 +173,7 @@
                     </pic:cNvPicPr>
                   </pic:nvPicPr>
                   <pic:blipFill>
-                    <a:blip r:embed="rId7" cstate="print"/>
+                    <a:blip r:embed="rId8" cstate="print"/>
                     <a:stretch>
                       <a:fillRect/>
                     </a:stretch>
@@ -178,7 +245,7 @@
         <w:spacing w:after="300" w:line="360" w:lineRule="auto"/>
         <w:jc w:val="center"/>
         <w:rPr>
-          <w:color w:val="000000" w:themeColor="text1"/>
+          <w:color w:val="0070C0"/>
         </w:rPr>
       </w:pPr>
       <w:r>
@@ -186,7 +253,7 @@
           <w:rFonts w:eastAsia="Calibri"/>
           <w:b/>
           <w:bCs/>
-          <w:color w:val="000000" w:themeColor="text1"/>
+          <w:color w:val="0070C0"/>
           <w:sz w:val="28"/>
           <w:szCs w:val="28"/>
         </w:rPr>
@@ -504,38 +571,6 @@
       <w:pPr>
         <w:spacing w:after="200" w:line="360" w:lineRule="auto"/>
         <w:rPr>
-          <w:color w:val="000000" w:themeColor="text1"/>
-        </w:rPr>
-      </w:pPr>
-    </w:p>
-    <w:p>
-      <w:pPr>
-        <w:spacing w:after="200" w:line="360" w:lineRule="auto"/>
-        <w:rPr>
-          <w:color w:val="000000" w:themeColor="text1"/>
-        </w:rPr>
-      </w:pPr>
-    </w:p>
-    <w:p>
-      <w:pPr>
-        <w:spacing w:after="200" w:line="360" w:lineRule="auto"/>
-        <w:rPr>
-          <w:color w:val="000000" w:themeColor="text1"/>
-        </w:rPr>
-      </w:pPr>
-    </w:p>
-    <w:p>
-      <w:pPr>
-        <w:spacing w:after="200" w:line="360" w:lineRule="auto"/>
-        <w:rPr>
-          <w:color w:val="000000" w:themeColor="text1"/>
-        </w:rPr>
-      </w:pPr>
-    </w:p>
-    <w:p>
-      <w:pPr>
-        <w:spacing w:after="200" w:line="360" w:lineRule="auto"/>
-        <w:rPr>
           <w:b/>
           <w:bCs/>
           <w:color w:val="000000" w:themeColor="text1"/>
@@ -552,6 +587,195 @@
           <w:szCs w:val="24"/>
         </w:rPr>
         <w:t>COURSE COORDINATOR                             HOD                                              PRINCIPAL</w:t>
+      </w:r>
+    </w:p>
+    <w:p>
+      <w:pPr>
+        <w:pageBreakBefore/>
+        <w:spacing w:line="360" w:lineRule="auto"/>
+        <w:rPr>
+          <w:b/>
+          <w:bCs/>
+          <w:color w:val="000000" w:themeColor="text1"/>
+          <w:sz w:val="32"/>
+          <w:szCs w:val="32"/>
+        </w:rPr>
+      </w:pPr>
+      <w:r>
+        <w:rPr>
+          <w:b/>
+          <w:bCs/>
+          <w:color w:val="000000" w:themeColor="text1"/>
+          <w:sz w:val="32"/>
+          <w:szCs w:val="32"/>
+        </w:rPr>
+        <w:lastRenderedPageBreak/>
+        <w:t>ABSTRACT:</w:t>
+      </w:r>
+    </w:p>
+    <w:p>
+      <w:pPr>
+        <w:rPr>
+          <w:b/>
+          <w:bCs/>
+          <w:color w:val="000000" w:themeColor="text1"/>
+          <w:sz w:val="32"/>
+          <w:szCs w:val="32"/>
+        </w:rPr>
+      </w:pPr>
+    </w:p>
+    <w:p>
+      <w:pPr>
+        <w:pStyle w:val="ListParagraph"/>
+        <w:numPr>
+          <w:ilvl w:val="0"/>
+          <w:numId w:val="13"/>
+        </w:numPr>
+        <w:tabs>
+          <w:tab w:val="left" w:pos="1590"/>
+        </w:tabs>
+        <w:spacing w:line="360" w:lineRule="auto"/>
+        <w:jc w:val="both"/>
+        <w:rPr>
+          <w:sz w:val="24"/>
+          <w:szCs w:val="24"/>
+        </w:rPr>
+      </w:pPr>
+      <w:r>
+        <w:rPr>
+          <w:sz w:val="24"/>
+          <w:szCs w:val="24"/>
+        </w:rPr>
+        <w:t>The Smart Library Management System is a web-based application designed to digitize and streamline the day-to-day operations of a physical college library. Traditional library management in many institutions still relies on manual registers or fragmented spreadsheets to track books, members, and circulation, which often leads to inaccurate records, delayed fine calculation, and difficulty locating available titles. This project addresses those limitations by providing a centralized, role-based platform for administrators, librarians, and student members.</w:t>
+      </w:r>
+    </w:p>
+    <w:p>
+      <w:pPr>
+        <w:pStyle w:val="ListParagraph"/>
+        <w:tabs>
+          <w:tab w:val="left" w:pos="1590"/>
+        </w:tabs>
+        <w:spacing w:line="360" w:lineRule="auto"/>
+        <w:ind w:left="720"/>
+        <w:jc w:val="both"/>
+        <w:rPr>
+          <w:sz w:val="24"/>
+          <w:szCs w:val="24"/>
+        </w:rPr>
+      </w:pPr>
+    </w:p>
+    <w:p>
+      <w:pPr>
+        <w:pStyle w:val="ListParagraph"/>
+        <w:numPr>
+          <w:ilvl w:val="0"/>
+          <w:numId w:val="13"/>
+        </w:numPr>
+        <w:tabs>
+          <w:tab w:val="left" w:pos="1590"/>
+        </w:tabs>
+        <w:spacing w:line="360" w:lineRule="auto"/>
+        <w:jc w:val="both"/>
+        <w:rPr>
+          <w:sz w:val="24"/>
+          <w:szCs w:val="24"/>
+        </w:rPr>
+      </w:pPr>
+      <w:r>
+        <w:rPr>
+          <w:sz w:val="24"/>
+          <w:szCs w:val="24"/>
+        </w:rPr>
+        <w:t>The system is built using HTML5, CSS3, and vanilla JavaScript on the frontend, with Supabase (a PostgreSQL-based backend-as-a-service) handling authentication, data storage, and access control. The relational database is normalized to the Third Normal Form (3NF) and consists of fourteen interlinked tables — including books, book copies, authors, categories, publishers, shelves, members, librarians, issues, fines, and reservations — connected through well-defined primary and foreign key relationships. Row Level Security (RLS) policies enforce that members can only access their own records while staff retain full administrative visibility, and atomic PostgreSQL functions ensure that operations such as issuing and returning a book update multiple related tables consistently, without partial or inconsistent states.</w:t>
+      </w:r>
+    </w:p>
+    <w:p>
+      <w:pPr>
+        <w:pStyle w:val="ListParagraph"/>
+        <w:tabs>
+          <w:tab w:val="left" w:pos="1590"/>
+        </w:tabs>
+        <w:spacing w:line="360" w:lineRule="auto"/>
+        <w:ind w:left="720"/>
+        <w:jc w:val="both"/>
+        <w:rPr>
+          <w:sz w:val="24"/>
+          <w:szCs w:val="24"/>
+        </w:rPr>
+      </w:pPr>
+    </w:p>
+    <w:p>
+      <w:pPr>
+        <w:pStyle w:val="ListParagraph"/>
+        <w:numPr>
+          <w:ilvl w:val="0"/>
+          <w:numId w:val="13"/>
+        </w:numPr>
+        <w:tabs>
+          <w:tab w:val="left" w:pos="1590"/>
+        </w:tabs>
+        <w:spacing w:line="360" w:lineRule="auto"/>
+        <w:jc w:val="both"/>
+        <w:rPr>
+          <w:sz w:val="24"/>
+          <w:szCs w:val="24"/>
+        </w:rPr>
+      </w:pPr>
+      <w:r>
+        <w:rPr>
+          <w:sz w:val="24"/>
+          <w:szCs w:val="24"/>
+        </w:rPr>
+        <w:t>Key features include real-time book search and filtering, a member self-registration and authentication flow, an issue/return workflow with automatic overdue fine calculation, a reservation queue for unavailable titles, role-specific dashboards with live statistics and visual reports, and a responsive interface that adapts across desktop and mobile devices.</w:t>
+      </w:r>
+    </w:p>
+    <w:p>
+      <w:pPr>
+        <w:pStyle w:val="ListParagraph"/>
+        <w:rPr>
+          <w:sz w:val="24"/>
+          <w:szCs w:val="24"/>
+        </w:rPr>
+      </w:pPr>
+    </w:p>
+    <w:p>
+      <w:pPr>
+        <w:pStyle w:val="ListParagraph"/>
+        <w:tabs>
+          <w:tab w:val="left" w:pos="1590"/>
+        </w:tabs>
+        <w:spacing w:line="360" w:lineRule="auto"/>
+        <w:ind w:left="720"/>
+        <w:jc w:val="both"/>
+        <w:rPr>
+          <w:sz w:val="24"/>
+          <w:szCs w:val="24"/>
+        </w:rPr>
+      </w:pPr>
+    </w:p>
+    <w:p>
+      <w:pPr>
+        <w:pStyle w:val="ListParagraph"/>
+        <w:numPr>
+          <w:ilvl w:val="0"/>
+          <w:numId w:val="13"/>
+        </w:numPr>
+        <w:tabs>
+          <w:tab w:val="left" w:pos="1590"/>
+        </w:tabs>
+        <w:spacing w:line="360" w:lineRule="auto"/>
+        <w:jc w:val="both"/>
+        <w:rPr>
+          <w:sz w:val="24"/>
+          <w:szCs w:val="24"/>
+        </w:rPr>
+      </w:pPr>
+      <w:r>
+        <w:rPr>
+          <w:sz w:val="24"/>
+          <w:szCs w:val="24"/>
+        </w:rPr>
+        <w:t>By replacing manual bookkeeping with a structured, secure, and auditable digital system, the Smart Library Management System reduces administrative overhead, minimizes human error in fine and availability tracking, and improves the overall borrowing experience for students — while serving as a practical demonstration of core Database Management System concepts such as normalization, relational integrity, RLS-based access control, and transactional consistency.</w:t>
       </w:r>
     </w:p>
     <w:p>
@@ -1750,7 +1974,7 @@
           <w:color w:val="000000" w:themeColor="text1"/>
         </w:rPr>
         <w:sectPr>
-          <w:footerReference w:type="default" r:id="rId8"/>
+          <w:footerReference w:type="default" r:id="rId9"/>
           <w:pgSz w:w="11906" w:h="16838"/>
           <w:pgMar w:top="1200" w:right="1300" w:bottom="1200" w:left="1300" w:header="708" w:footer="708" w:gutter="0"/>
           <w:pgNumType w:fmt="lowerRoman" w:start="1"/>
@@ -1764,6 +1988,8 @@
         <w:spacing w:after="40" w:line="360" w:lineRule="auto"/>
         <w:rPr>
           <w:color w:val="000000" w:themeColor="text1"/>
+          <w:sz w:val="36"/>
+          <w:szCs w:val="36"/>
         </w:rPr>
       </w:pPr>
       <w:r>
@@ -1771,8 +1997,8 @@
           <w:b/>
           <w:bCs/>
           <w:color w:val="000000" w:themeColor="text1"/>
-          <w:sz w:val="28"/>
-          <w:szCs w:val="28"/>
+          <w:sz w:val="36"/>
+          <w:szCs w:val="36"/>
         </w:rPr>
         <w:lastRenderedPageBreak/>
         <w:t>Chapter 1</w:t>
@@ -1806,8 +2032,8 @@
         <w:jc w:val="both"/>
         <w:rPr>
           <w:color w:val="000000" w:themeColor="text1"/>
-          <w:sz w:val="18"/>
-          <w:szCs w:val="18"/>
+          <w:sz w:val="28"/>
+          <w:szCs w:val="28"/>
         </w:rPr>
       </w:pPr>
       <w:r>
@@ -1816,8 +2042,8 @@
           <w:b/>
           <w:bCs/>
           <w:color w:val="000000" w:themeColor="text1"/>
-          <w:sz w:val="24"/>
-          <w:szCs w:val="24"/>
+          <w:sz w:val="28"/>
+          <w:szCs w:val="28"/>
         </w:rPr>
         <w:t>1.1 Overview</w:t>
       </w:r>
@@ -1827,8 +2053,8 @@
           <w:b/>
           <w:bCs/>
           <w:color w:val="000000" w:themeColor="text1"/>
-          <w:sz w:val="24"/>
-          <w:szCs w:val="24"/>
+          <w:sz w:val="28"/>
+          <w:szCs w:val="28"/>
         </w:rPr>
         <w:t xml:space="preserve"> </w:t>
       </w:r>
@@ -1875,6 +2101,8 @@
         <w:jc w:val="both"/>
         <w:rPr>
           <w:color w:val="000000" w:themeColor="text1"/>
+          <w:sz w:val="28"/>
+          <w:szCs w:val="28"/>
         </w:rPr>
       </w:pPr>
       <w:r>
@@ -1883,8 +2111,8 @@
           <w:b/>
           <w:bCs/>
           <w:color w:val="000000" w:themeColor="text1"/>
-          <w:sz w:val="25"/>
-          <w:szCs w:val="25"/>
+          <w:sz w:val="28"/>
+          <w:szCs w:val="28"/>
         </w:rPr>
         <w:t>1.2 Motivation</w:t>
       </w:r>
@@ -1931,6 +2159,8 @@
         <w:spacing w:after="40" w:line="360" w:lineRule="auto"/>
         <w:rPr>
           <w:color w:val="000000" w:themeColor="text1"/>
+          <w:sz w:val="24"/>
+          <w:szCs w:val="24"/>
         </w:rPr>
       </w:pPr>
       <w:r>
@@ -1938,8 +2168,8 @@
           <w:b/>
           <w:bCs/>
           <w:color w:val="000000" w:themeColor="text1"/>
-          <w:sz w:val="28"/>
-          <w:szCs w:val="28"/>
+          <w:sz w:val="36"/>
+          <w:szCs w:val="36"/>
         </w:rPr>
         <w:lastRenderedPageBreak/>
         <w:t>Chapter 2</w:t>
@@ -2115,7 +2345,6 @@
         </w:rPr>
         <w:t xml:space="preserve">The proposed Smart Library system centralizes all library data in a Supabase PostgreSQL database and exposes it through a responsive HTML, CSS, and JavaScript front end. Every core entity — books, book copies, authors, categories, publishers, shelves, members, librarians, issues, fines, reservations, notifications, and activity logs — is </w:t>
       </w:r>
-      <w:proofErr w:type="spellStart"/>
       <w:r>
         <w:rPr>
           <w:rFonts w:eastAsia="Calibri"/>
@@ -2123,9 +2352,8 @@
           <w:sz w:val="24"/>
           <w:szCs w:val="24"/>
         </w:rPr>
-        <w:t>modeled</w:t>
-      </w:r>
-      <w:proofErr w:type="spellEnd"/>
+        <w:t>modelled</w:t>
+      </w:r>
       <w:r>
         <w:rPr>
           <w:rFonts w:eastAsia="Calibri"/>
@@ -2160,6 +2388,8 @@
         <w:spacing w:after="40" w:line="360" w:lineRule="auto"/>
         <w:rPr>
           <w:color w:val="000000" w:themeColor="text1"/>
+          <w:sz w:val="24"/>
+          <w:szCs w:val="24"/>
         </w:rPr>
       </w:pPr>
       <w:r>
@@ -2167,8 +2397,8 @@
           <w:b/>
           <w:bCs/>
           <w:color w:val="000000" w:themeColor="text1"/>
-          <w:sz w:val="28"/>
-          <w:szCs w:val="28"/>
+          <w:sz w:val="36"/>
+          <w:szCs w:val="36"/>
         </w:rPr>
         <w:lastRenderedPageBreak/>
         <w:t>Chapter 3</w:t>
@@ -2198,15 +2428,13 @@
     </w:p>
     <w:p>
       <w:pPr>
+        <w:pStyle w:val="ListParagraph"/>
+        <w:numPr>
+          <w:ilvl w:val="1"/>
+          <w:numId w:val="2"/>
+        </w:numPr>
         <w:spacing w:before="150" w:after="150" w:line="360" w:lineRule="auto"/>
         <w:jc w:val="both"/>
-        <w:rPr>
-          <w:color w:val="000000" w:themeColor="text1"/>
-          <w:sz w:val="28"/>
-          <w:szCs w:val="28"/>
-        </w:rPr>
-      </w:pPr>
-      <w:r>
         <w:rPr>
           <w:rFonts w:eastAsia="Calibri"/>
           <w:b/>
@@ -2215,82 +2443,274 @@
           <w:sz w:val="28"/>
           <w:szCs w:val="28"/>
         </w:rPr>
-        <w:t>3.1 Objectives</w:t>
-      </w:r>
-    </w:p>
-    <w:p>
-      <w:pPr>
-        <w:spacing w:after="200" w:line="360" w:lineRule="auto"/>
-        <w:jc w:val="both"/>
-        <w:rPr>
-          <w:color w:val="000000" w:themeColor="text1"/>
-        </w:rPr>
-      </w:pPr>
-      <w:r>
-        <w:rPr>
-          <w:rFonts w:eastAsia="Calibri"/>
-          <w:color w:val="000000" w:themeColor="text1"/>
-          <w:sz w:val="24"/>
-          <w:szCs w:val="24"/>
-        </w:rPr>
-        <w:t>To design and develop a centralized, web-based platform for managing books, physical copies, members, and librarians. To automate the book issuing and returning workflow, including availability checks, due-date calculation, and automatic fine generation. To provide members with self-service features such as searching the catalogue, reserving unavailable books, and tracking their own borrowing history and fines.</w:t>
-      </w:r>
-    </w:p>
-    <w:p>
-      <w:pPr>
-        <w:spacing w:after="200" w:line="360" w:lineRule="auto"/>
-        <w:jc w:val="both"/>
-        <w:rPr>
-          <w:color w:val="000000" w:themeColor="text1"/>
-        </w:rPr>
-      </w:pPr>
-      <w:r>
-        <w:rPr>
-          <w:rFonts w:eastAsia="Calibri"/>
-          <w:color w:val="000000" w:themeColor="text1"/>
-          <w:sz w:val="24"/>
-          <w:szCs w:val="24"/>
-        </w:rPr>
-        <w:t>To implement secure, role-based authentication using Supabase Auth and Row Level Security, ensuring each user can only access data relevant to their role. To build a responsive, modern interface that works across desktop and mobile devices, and to generate real-time dashboards and reports for administrators and librarians.</w:t>
-      </w:r>
-    </w:p>
-    <w:p>
-      <w:pPr>
-        <w:pageBreakBefore/>
-        <w:spacing w:after="40" w:line="360" w:lineRule="auto"/>
-        <w:rPr>
-          <w:b/>
-          <w:bCs/>
-          <w:color w:val="000000" w:themeColor="text1"/>
-          <w:sz w:val="28"/>
-          <w:szCs w:val="28"/>
-        </w:rPr>
-      </w:pPr>
-      <w:r>
-        <w:rPr>
-          <w:b/>
-          <w:bCs/>
-          <w:color w:val="000000" w:themeColor="text1"/>
-          <w:sz w:val="28"/>
-          <w:szCs w:val="28"/>
-        </w:rPr>
-        <w:lastRenderedPageBreak/>
-        <w:t xml:space="preserve">Chapter 4 </w:t>
-      </w:r>
-    </w:p>
-    <w:p>
-      <w:pPr>
-        <w:jc w:val="center"/>
+      </w:pPr>
+      <w:r>
         <w:rPr>
           <w:rFonts w:eastAsia="Calibri"/>
           <w:b/>
           <w:bCs/>
           <w:color w:val="000000" w:themeColor="text1"/>
-          <w:sz w:val="32"/>
-          <w:szCs w:val="32"/>
-        </w:rPr>
-      </w:pPr>
-      <w:r>
+          <w:sz w:val="28"/>
+          <w:szCs w:val="28"/>
+        </w:rPr>
+        <w:t>Objectives</w:t>
+      </w:r>
+    </w:p>
+    <w:p>
+      <w:pPr>
+        <w:pStyle w:val="ListParagraph"/>
+        <w:numPr>
+          <w:ilvl w:val="0"/>
+          <w:numId w:val="14"/>
+        </w:numPr>
+        <w:spacing w:line="360" w:lineRule="auto"/>
+        <w:rPr>
+          <w:sz w:val="24"/>
+          <w:szCs w:val="24"/>
+        </w:rPr>
+      </w:pPr>
+      <w:r>
+        <w:rPr>
+          <w:sz w:val="24"/>
+          <w:szCs w:val="24"/>
+        </w:rPr>
+        <w:t xml:space="preserve">To design and develop a centralized digital platform that replaces manual, register-based library management with an automated system. </w:t>
+      </w:r>
+    </w:p>
+    <w:p>
+      <w:pPr>
+        <w:pStyle w:val="ListParagraph"/>
+        <w:numPr>
+          <w:ilvl w:val="0"/>
+          <w:numId w:val="14"/>
+        </w:numPr>
+        <w:spacing w:line="360" w:lineRule="auto"/>
+        <w:rPr>
+          <w:sz w:val="24"/>
+          <w:szCs w:val="24"/>
+        </w:rPr>
+      </w:pPr>
+      <w:r>
+        <w:rPr>
+          <w:sz w:val="24"/>
+          <w:szCs w:val="24"/>
+        </w:rPr>
+        <w:t xml:space="preserve">To build a normalized relational database (up to 3NF) capable of managing books, book copies, authors, categories, publishers, shelves, members, librarians, issues, fines, reservations, notifications, and activity logs. </w:t>
+      </w:r>
+    </w:p>
+    <w:p>
+      <w:pPr>
+        <w:pStyle w:val="ListParagraph"/>
+        <w:numPr>
+          <w:ilvl w:val="0"/>
+          <w:numId w:val="14"/>
+        </w:numPr>
+        <w:spacing w:line="360" w:lineRule="auto"/>
+        <w:rPr>
+          <w:sz w:val="24"/>
+          <w:szCs w:val="24"/>
+        </w:rPr>
+      </w:pPr>
+      <w:r>
+        <w:rPr>
+          <w:sz w:val="24"/>
+          <w:szCs w:val="24"/>
+        </w:rPr>
+        <w:t xml:space="preserve">To implement secure, role-based authentication (Admin, Librarian, Member) using Supabase Auth, ensuring each user type accesses only the features and data relevant to their role. </w:t>
+      </w:r>
+    </w:p>
+    <w:p>
+      <w:pPr>
+        <w:pStyle w:val="ListParagraph"/>
+        <w:numPr>
+          <w:ilvl w:val="0"/>
+          <w:numId w:val="14"/>
+        </w:numPr>
+        <w:spacing w:line="360" w:lineRule="auto"/>
+        <w:rPr>
+          <w:sz w:val="24"/>
+          <w:szCs w:val="24"/>
+        </w:rPr>
+      </w:pPr>
+      <w:r>
+        <w:rPr>
+          <w:sz w:val="24"/>
+          <w:szCs w:val="24"/>
+        </w:rPr>
+        <w:t xml:space="preserve">To enforce data security and access control at the database level using Row Level Security (RLS) policies, preventing unauthorized access to sensitive records. </w:t>
+      </w:r>
+    </w:p>
+    <w:p>
+      <w:pPr>
+        <w:pStyle w:val="ListParagraph"/>
+        <w:numPr>
+          <w:ilvl w:val="0"/>
+          <w:numId w:val="14"/>
+        </w:numPr>
+        <w:spacing w:line="360" w:lineRule="auto"/>
+        <w:rPr>
+          <w:sz w:val="24"/>
+          <w:szCs w:val="24"/>
+        </w:rPr>
+      </w:pPr>
+      <w:r>
+        <w:rPr>
+          <w:sz w:val="24"/>
+          <w:szCs w:val="24"/>
+        </w:rPr>
+        <w:t xml:space="preserve">To automate the book issue and return process, including real-time updates to book copy availability status. </w:t>
+      </w:r>
+    </w:p>
+    <w:p>
+      <w:pPr>
+        <w:pStyle w:val="ListParagraph"/>
+        <w:numPr>
+          <w:ilvl w:val="0"/>
+          <w:numId w:val="14"/>
+        </w:numPr>
+        <w:spacing w:line="360" w:lineRule="auto"/>
+        <w:rPr>
+          <w:sz w:val="24"/>
+          <w:szCs w:val="24"/>
+        </w:rPr>
+      </w:pPr>
+      <w:r>
+        <w:rPr>
+          <w:sz w:val="24"/>
+          <w:szCs w:val="24"/>
+        </w:rPr>
+        <w:t xml:space="preserve">To implement an automatic fine calculation system based on overdue days and a configurable daily fine rate. </w:t>
+      </w:r>
+    </w:p>
+    <w:p>
+      <w:pPr>
+        <w:pStyle w:val="ListParagraph"/>
+        <w:numPr>
+          <w:ilvl w:val="0"/>
+          <w:numId w:val="14"/>
+        </w:numPr>
+        <w:spacing w:line="360" w:lineRule="auto"/>
+        <w:rPr>
+          <w:sz w:val="24"/>
+          <w:szCs w:val="24"/>
+        </w:rPr>
+      </w:pPr>
+      <w:r>
+        <w:rPr>
+          <w:sz w:val="24"/>
+          <w:szCs w:val="24"/>
+        </w:rPr>
+        <w:t xml:space="preserve">To provide a reservation system that allows members to join a waitlist for unavailable books and get notified when a copy becomes free. </w:t>
+      </w:r>
+    </w:p>
+    <w:p>
+      <w:pPr>
+        <w:pStyle w:val="ListParagraph"/>
+        <w:numPr>
+          <w:ilvl w:val="0"/>
+          <w:numId w:val="14"/>
+        </w:numPr>
+        <w:spacing w:line="360" w:lineRule="auto"/>
+        <w:rPr>
+          <w:sz w:val="24"/>
+          <w:szCs w:val="24"/>
+        </w:rPr>
+      </w:pPr>
+      <w:r>
+        <w:rPr>
+          <w:sz w:val="24"/>
+          <w:szCs w:val="24"/>
+        </w:rPr>
+        <w:t xml:space="preserve">To enable real-time search and filtering of the book </w:t>
+      </w:r>
+      <w:proofErr w:type="spellStart"/>
+      <w:r>
+        <w:rPr>
+          <w:sz w:val="24"/>
+          <w:szCs w:val="24"/>
+        </w:rPr>
+        <w:t>catalog</w:t>
+      </w:r>
+      <w:proofErr w:type="spellEnd"/>
+      <w:r>
+        <w:rPr>
+          <w:sz w:val="24"/>
+          <w:szCs w:val="24"/>
+        </w:rPr>
+        <w:t xml:space="preserve"> by title, author, ISBN, category, and availability. </w:t>
+      </w:r>
+    </w:p>
+    <w:p>
+      <w:pPr>
+        <w:pStyle w:val="ListParagraph"/>
+        <w:numPr>
+          <w:ilvl w:val="0"/>
+          <w:numId w:val="14"/>
+        </w:numPr>
+        <w:spacing w:line="360" w:lineRule="auto"/>
+        <w:rPr>
+          <w:sz w:val="24"/>
+          <w:szCs w:val="24"/>
+        </w:rPr>
+      </w:pPr>
+      <w:r>
+        <w:rPr>
+          <w:sz w:val="24"/>
+          <w:szCs w:val="24"/>
+        </w:rPr>
+        <w:t xml:space="preserve">To design role-specific dashboards that display live statistics, borrowing trends, and category-wise book distribution using real database data. </w:t>
+      </w:r>
+    </w:p>
+    <w:p>
+      <w:pPr>
+        <w:pStyle w:val="ListParagraph"/>
+        <w:numPr>
+          <w:ilvl w:val="0"/>
+          <w:numId w:val="14"/>
+        </w:numPr>
+        <w:spacing w:before="150" w:after="150" w:line="360" w:lineRule="auto"/>
+        <w:jc w:val="both"/>
+        <w:rPr>
+          <w:color w:val="000000" w:themeColor="text1"/>
+          <w:sz w:val="28"/>
+          <w:szCs w:val="28"/>
+        </w:rPr>
+      </w:pPr>
+      <w:r>
+        <w:rPr>
+          <w:sz w:val="24"/>
+          <w:szCs w:val="24"/>
+        </w:rPr>
+        <w:t>To ensure transactional consistency and data integrity during multi-step operations (such as issuing a book) using atomic database functions.</w:t>
+      </w:r>
+    </w:p>
+    <w:p>
+      <w:pPr>
+        <w:pageBreakBefore/>
+        <w:spacing w:after="40" w:line="360" w:lineRule="auto"/>
+        <w:rPr>
+          <w:b/>
+          <w:bCs/>
+          <w:color w:val="000000" w:themeColor="text1"/>
+          <w:sz w:val="36"/>
+          <w:szCs w:val="36"/>
+        </w:rPr>
+      </w:pPr>
+      <w:r>
+        <w:rPr>
+          <w:b/>
+          <w:bCs/>
+          <w:color w:val="000000" w:themeColor="text1"/>
+          <w:sz w:val="36"/>
+          <w:szCs w:val="36"/>
+        </w:rPr>
+        <w:lastRenderedPageBreak/>
+        <w:t xml:space="preserve">Chapter 4 </w:t>
+      </w:r>
+    </w:p>
+    <w:p>
+      <w:pPr>
+        <w:jc w:val="center"/>
         <w:rPr>
           <w:rFonts w:eastAsia="Calibri"/>
           <w:b/>
@@ -2299,8 +2719,7 @@
           <w:sz w:val="32"/>
           <w:szCs w:val="32"/>
         </w:rPr>
-        <w:t>SCOPE</w:t>
-      </w:r>
+      </w:pPr>
       <w:r>
         <w:rPr>
           <w:rFonts w:eastAsia="Calibri"/>
@@ -2310,7 +2729,7 @@
           <w:sz w:val="32"/>
           <w:szCs w:val="32"/>
         </w:rPr>
-        <w:t xml:space="preserve"> OF THE PROJECT</w:t>
+        <w:t>SCOPE OF THE PROJECT</w:t>
       </w:r>
     </w:p>
     <w:p>
@@ -2570,22 +2989,14 @@
     </w:p>
     <w:p>
       <w:pPr>
-        <w:rPr>
-          <w:sz w:val="28"/>
-          <w:szCs w:val="28"/>
-        </w:rPr>
-      </w:pPr>
-    </w:p>
-    <w:p>
-      <w:pPr>
         <w:pageBreakBefore/>
         <w:spacing w:after="40" w:line="360" w:lineRule="auto"/>
         <w:rPr>
           <w:b/>
           <w:bCs/>
           <w:color w:val="000000" w:themeColor="text1"/>
-          <w:sz w:val="28"/>
-          <w:szCs w:val="28"/>
+          <w:sz w:val="36"/>
+          <w:szCs w:val="36"/>
         </w:rPr>
       </w:pPr>
       <w:r>
@@ -2593,8 +3004,8 @@
           <w:b/>
           <w:bCs/>
           <w:color w:val="000000" w:themeColor="text1"/>
-          <w:sz w:val="28"/>
-          <w:szCs w:val="28"/>
+          <w:sz w:val="36"/>
+          <w:szCs w:val="36"/>
         </w:rPr>
         <w:lastRenderedPageBreak/>
         <w:t>Chapter 5</w:t>
@@ -3042,8 +3453,8 @@
           <w:b/>
           <w:bCs/>
           <w:color w:val="000000" w:themeColor="text1"/>
-          <w:sz w:val="28"/>
-          <w:szCs w:val="28"/>
+          <w:sz w:val="36"/>
+          <w:szCs w:val="36"/>
         </w:rPr>
       </w:pPr>
       <w:r>
@@ -3051,8 +3462,8 @@
           <w:b/>
           <w:bCs/>
           <w:color w:val="000000" w:themeColor="text1"/>
-          <w:sz w:val="28"/>
-          <w:szCs w:val="28"/>
+          <w:sz w:val="36"/>
+          <w:szCs w:val="36"/>
         </w:rPr>
         <w:lastRenderedPageBreak/>
         <w:t>Chapter 6</w:t>
@@ -3686,6 +4097,8 @@
         <w:spacing w:after="40" w:line="360" w:lineRule="auto"/>
         <w:rPr>
           <w:color w:val="000000" w:themeColor="text1"/>
+          <w:sz w:val="24"/>
+          <w:szCs w:val="24"/>
         </w:rPr>
       </w:pPr>
       <w:r>
@@ -3693,8 +4106,8 @@
           <w:b/>
           <w:bCs/>
           <w:color w:val="000000" w:themeColor="text1"/>
-          <w:sz w:val="28"/>
-          <w:szCs w:val="28"/>
+          <w:sz w:val="36"/>
+          <w:szCs w:val="36"/>
         </w:rPr>
         <w:lastRenderedPageBreak/>
         <w:t xml:space="preserve">Chapter </w:t>
@@ -3704,8 +4117,8 @@
           <w:b/>
           <w:bCs/>
           <w:color w:val="000000" w:themeColor="text1"/>
-          <w:sz w:val="28"/>
-          <w:szCs w:val="28"/>
+          <w:sz w:val="36"/>
+          <w:szCs w:val="36"/>
         </w:rPr>
         <w:t>7</w:t>
       </w:r>
@@ -3812,6 +4225,8 @@
         <w:spacing w:after="40" w:line="360" w:lineRule="auto"/>
         <w:rPr>
           <w:color w:val="000000" w:themeColor="text1"/>
+          <w:sz w:val="24"/>
+          <w:szCs w:val="24"/>
         </w:rPr>
       </w:pPr>
       <w:r>
@@ -3819,8 +4234,8 @@
           <w:b/>
           <w:bCs/>
           <w:color w:val="000000" w:themeColor="text1"/>
-          <w:sz w:val="28"/>
-          <w:szCs w:val="28"/>
+          <w:sz w:val="36"/>
+          <w:szCs w:val="36"/>
         </w:rPr>
         <w:lastRenderedPageBreak/>
         <w:t xml:space="preserve">Chapter </w:t>
@@ -3830,8 +4245,8 @@
           <w:b/>
           <w:bCs/>
           <w:color w:val="000000" w:themeColor="text1"/>
-          <w:sz w:val="28"/>
-          <w:szCs w:val="28"/>
+          <w:sz w:val="36"/>
+          <w:szCs w:val="36"/>
         </w:rPr>
         <w:t>8</w:t>
       </w:r>
@@ -3907,11 +4322,22 @@
       <w:r>
         <w:rPr>
           <w:rFonts w:eastAsia="Calibri"/>
-          <w:color w:val="000000" w:themeColor="text1"/>
-          <w:sz w:val="24"/>
-          <w:szCs w:val="24"/>
-        </w:rPr>
-        <w:t>Front End: HTML5 for page structure, CSS3 for styling, gradients, and responsive layouts, and vanilla JavaScript (ES6+) for all client-side logic and interactivity.</w:t>
+          <w:b/>
+          <w:bCs/>
+          <w:color w:val="000000" w:themeColor="text1"/>
+          <w:sz w:val="24"/>
+          <w:szCs w:val="24"/>
+        </w:rPr>
+        <w:t>Front End:</w:t>
+      </w:r>
+      <w:r>
+        <w:rPr>
+          <w:rFonts w:eastAsia="Calibri"/>
+          <w:color w:val="000000" w:themeColor="text1"/>
+          <w:sz w:val="24"/>
+          <w:szCs w:val="24"/>
+        </w:rPr>
+        <w:t xml:space="preserve"> HTML5 for page structure, CSS3 for styling, gradients, and responsive layouts, and vanilla JavaScript (ES6+) for all client-side logic and interactivity.</w:t>
       </w:r>
     </w:p>
     <w:p>
@@ -3920,94 +4346,6 @@
         <w:jc w:val="both"/>
         <w:rPr>
           <w:color w:val="000000" w:themeColor="text1"/>
-        </w:rPr>
-      </w:pPr>
-      <w:r>
-        <w:rPr>
-          <w:rFonts w:eastAsia="Calibri"/>
-          <w:color w:val="000000" w:themeColor="text1"/>
-          <w:sz w:val="24"/>
-          <w:szCs w:val="24"/>
-        </w:rPr>
-        <w:t>Back End / Database: Supabase, providing a managed PostgreSQL database, built-in authentication, file storage for book cover images, and auto-generated APIs accessed through the official Supabase JavaScript client. Row Level Security policies enforce role-based access directly at the database level.</w:t>
-      </w:r>
-    </w:p>
-    <w:p>
-      <w:pPr>
-        <w:spacing w:after="200" w:line="360" w:lineRule="auto"/>
-        <w:jc w:val="both"/>
-        <w:rPr>
-          <w:color w:val="000000" w:themeColor="text1"/>
-        </w:rPr>
-      </w:pPr>
-      <w:r>
-        <w:rPr>
-          <w:rFonts w:eastAsia="Calibri"/>
-          <w:color w:val="000000" w:themeColor="text1"/>
-          <w:sz w:val="24"/>
-          <w:szCs w:val="24"/>
-        </w:rPr>
-        <w:t xml:space="preserve">Other Tools: Supabase Storage for book cover and library images, browser </w:t>
-      </w:r>
-      <w:proofErr w:type="spellStart"/>
-      <w:r>
-        <w:rPr>
-          <w:rFonts w:eastAsia="Calibri"/>
-          <w:color w:val="000000" w:themeColor="text1"/>
-          <w:sz w:val="24"/>
-          <w:szCs w:val="24"/>
-        </w:rPr>
-        <w:t>localStorage</w:t>
-      </w:r>
-      <w:proofErr w:type="spellEnd"/>
-      <w:r>
-        <w:rPr>
-          <w:rFonts w:eastAsia="Calibri"/>
-          <w:color w:val="000000" w:themeColor="text1"/>
-          <w:sz w:val="24"/>
-          <w:szCs w:val="24"/>
-        </w:rPr>
-        <w:t xml:space="preserve"> strictly for minor UI preferences such as theme and sidebar state, and standard web development tools such as a code editor and browser developer tools for building, testing, and debugging the interface.</w:t>
-      </w:r>
-    </w:p>
-    <w:p>
-      <w:pPr>
-        <w:pageBreakBefore/>
-        <w:spacing w:after="40" w:line="360" w:lineRule="auto"/>
-        <w:rPr>
-          <w:color w:val="000000" w:themeColor="text1"/>
-        </w:rPr>
-      </w:pPr>
-      <w:r>
-        <w:rPr>
-          <w:b/>
-          <w:bCs/>
-          <w:color w:val="000000" w:themeColor="text1"/>
-          <w:sz w:val="28"/>
-          <w:szCs w:val="28"/>
-        </w:rPr>
-        <w:lastRenderedPageBreak/>
-        <w:t xml:space="preserve">Chapter </w:t>
-      </w:r>
-      <w:r>
-        <w:rPr>
-          <w:b/>
-          <w:bCs/>
-          <w:color w:val="000000" w:themeColor="text1"/>
-          <w:sz w:val="28"/>
-          <w:szCs w:val="28"/>
-        </w:rPr>
-        <w:t>9</w:t>
-      </w:r>
-    </w:p>
-    <w:p>
-      <w:pPr>
-        <w:spacing w:after="300" w:line="360" w:lineRule="auto"/>
-        <w:jc w:val="center"/>
-        <w:rPr>
-          <w:color w:val="000000" w:themeColor="text1"/>
-          <w:sz w:val="32"/>
-          <w:szCs w:val="32"/>
         </w:rPr>
       </w:pPr>
       <w:r>
@@ -4016,20 +4354,27 @@
           <w:b/>
           <w:bCs/>
           <w:color w:val="000000" w:themeColor="text1"/>
-          <w:sz w:val="32"/>
-          <w:szCs w:val="32"/>
-        </w:rPr>
-        <w:t>SYSTEM REQUIREMENTS</w:t>
-      </w:r>
-    </w:p>
-    <w:p>
-      <w:pPr>
-        <w:spacing w:before="150" w:after="150" w:line="360" w:lineRule="auto"/>
+          <w:sz w:val="24"/>
+          <w:szCs w:val="24"/>
+        </w:rPr>
+        <w:t>Back End / Database:</w:t>
+      </w:r>
+      <w:r>
+        <w:rPr>
+          <w:rFonts w:eastAsia="Calibri"/>
+          <w:color w:val="000000" w:themeColor="text1"/>
+          <w:sz w:val="24"/>
+          <w:szCs w:val="24"/>
+        </w:rPr>
+        <w:t xml:space="preserve"> Supabase, providing a managed PostgreSQL database, built-in authentication, file storage for book cover images, and auto-generated APIs accessed through the official Supabase JavaScript client. Row Level Security policies enforce role-based access directly at the database level.</w:t>
+      </w:r>
+    </w:p>
+    <w:p>
+      <w:pPr>
+        <w:spacing w:after="200" w:line="360" w:lineRule="auto"/>
         <w:jc w:val="both"/>
         <w:rPr>
           <w:color w:val="000000" w:themeColor="text1"/>
-          <w:sz w:val="28"/>
-          <w:szCs w:val="28"/>
         </w:rPr>
       </w:pPr>
       <w:r>
@@ -4038,20 +4383,11 @@
           <w:b/>
           <w:bCs/>
           <w:color w:val="000000" w:themeColor="text1"/>
-          <w:sz w:val="28"/>
-          <w:szCs w:val="28"/>
-        </w:rPr>
-        <w:t>6.1 Hardware Requirements</w:t>
-      </w:r>
-    </w:p>
-    <w:p>
-      <w:pPr>
-        <w:spacing w:after="200" w:line="360" w:lineRule="auto"/>
-        <w:jc w:val="both"/>
-        <w:rPr>
-          <w:color w:val="000000" w:themeColor="text1"/>
-        </w:rPr>
-      </w:pPr>
+          <w:sz w:val="24"/>
+          <w:szCs w:val="24"/>
+        </w:rPr>
+        <w:t>Other Tools:</w:t>
+      </w:r>
       <w:r>
         <w:rPr>
           <w:rFonts w:eastAsia="Calibri"/>
@@ -4059,37 +4395,49 @@
           <w:sz w:val="24"/>
           <w:szCs w:val="24"/>
         </w:rPr>
-        <w:t xml:space="preserve">A standard desktop or laptop computer with at least 4 GB of RAM, a dual-core processor, and a stable internet connection is sufficient to run and use the application, since all data processing and storage occur on </w:t>
-      </w:r>
-      <w:proofErr w:type="spellStart"/>
-      <w:r>
-        <w:rPr>
-          <w:rFonts w:eastAsia="Calibri"/>
-          <w:color w:val="000000" w:themeColor="text1"/>
-          <w:sz w:val="24"/>
-          <w:szCs w:val="24"/>
-        </w:rPr>
-        <w:t>Supabase's</w:t>
-      </w:r>
-      <w:proofErr w:type="spellEnd"/>
-      <w:r>
-        <w:rPr>
-          <w:rFonts w:eastAsia="Calibri"/>
-          <w:color w:val="000000" w:themeColor="text1"/>
-          <w:sz w:val="24"/>
-          <w:szCs w:val="24"/>
-        </w:rPr>
-        <w:t xml:space="preserve"> managed cloud infrastructure rather than locally.</w:t>
-      </w:r>
-    </w:p>
-    <w:p>
-      <w:pPr>
-        <w:spacing w:before="150" w:after="150" w:line="360" w:lineRule="auto"/>
-        <w:jc w:val="both"/>
-        <w:rPr>
-          <w:color w:val="000000" w:themeColor="text1"/>
-          <w:sz w:val="28"/>
-          <w:szCs w:val="28"/>
+        <w:t xml:space="preserve"> Supabase Storage for book cover and library images, browser localStorage strictly for minor UI preferences such as theme and sidebar state, and standard web development tools such as a code editor and browser developer tools for building, testing, and debugging the interface.</w:t>
+      </w:r>
+    </w:p>
+    <w:p>
+      <w:pPr>
+        <w:pageBreakBefore/>
+        <w:spacing w:after="40" w:line="360" w:lineRule="auto"/>
+        <w:rPr>
+          <w:color w:val="000000" w:themeColor="text1"/>
+          <w:sz w:val="24"/>
+          <w:szCs w:val="24"/>
+        </w:rPr>
+      </w:pPr>
+      <w:r>
+        <w:rPr>
+          <w:b/>
+          <w:bCs/>
+          <w:color w:val="000000" w:themeColor="text1"/>
+          <w:sz w:val="36"/>
+          <w:szCs w:val="36"/>
+        </w:rPr>
+        <w:lastRenderedPageBreak/>
+        <w:t xml:space="preserve">Chapter </w:t>
+      </w:r>
+      <w:r>
+        <w:rPr>
+          <w:b/>
+          <w:bCs/>
+          <w:color w:val="000000" w:themeColor="text1"/>
+          <w:sz w:val="36"/>
+          <w:szCs w:val="36"/>
+        </w:rPr>
+        <w:t>9</w:t>
+      </w:r>
+    </w:p>
+    <w:p>
+      <w:pPr>
+        <w:spacing w:after="300" w:line="360" w:lineRule="auto"/>
+        <w:jc w:val="center"/>
+        <w:rPr>
+          <w:color w:val="000000" w:themeColor="text1"/>
+          <w:sz w:val="32"/>
+          <w:szCs w:val="32"/>
         </w:rPr>
       </w:pPr>
       <w:r>
@@ -4098,70 +4446,20 @@
           <w:b/>
           <w:bCs/>
           <w:color w:val="000000" w:themeColor="text1"/>
+          <w:sz w:val="32"/>
+          <w:szCs w:val="32"/>
+        </w:rPr>
+        <w:t>SYSTEM REQUIREMENTS</w:t>
+      </w:r>
+    </w:p>
+    <w:p>
+      <w:pPr>
+        <w:spacing w:before="150" w:after="150" w:line="360" w:lineRule="auto"/>
+        <w:jc w:val="both"/>
+        <w:rPr>
+          <w:color w:val="000000" w:themeColor="text1"/>
           <w:sz w:val="28"/>
           <w:szCs w:val="28"/>
-        </w:rPr>
-        <w:t>6.2 Software Requirements</w:t>
-      </w:r>
-    </w:p>
-    <w:p>
-      <w:pPr>
-        <w:spacing w:after="200" w:line="360" w:lineRule="auto"/>
-        <w:jc w:val="both"/>
-        <w:rPr>
-          <w:color w:val="000000" w:themeColor="text1"/>
-        </w:rPr>
-      </w:pPr>
-      <w:r>
-        <w:rPr>
-          <w:rFonts w:eastAsia="Calibri"/>
-          <w:color w:val="000000" w:themeColor="text1"/>
-          <w:sz w:val="24"/>
-          <w:szCs w:val="24"/>
-        </w:rPr>
-        <w:t>A modern web browser (Google Chrome, Mozilla Firefox, Microsoft Edge, or Safari) that supports HTML5, CSS3, and ES6 JavaScript. A Supabase project with a configured PostgreSQL database, authentication enabled, and a storage bucket for book cover images. A code editor such as Visual Studio Code for development, and Git for version control during development.</w:t>
-      </w:r>
-    </w:p>
-    <w:p>
-      <w:pPr>
-        <w:pageBreakBefore/>
-        <w:spacing w:after="40" w:line="360" w:lineRule="auto"/>
-        <w:rPr>
-          <w:color w:val="000000" w:themeColor="text1"/>
-          <w:sz w:val="32"/>
-          <w:szCs w:val="32"/>
-        </w:rPr>
-      </w:pPr>
-      <w:r>
-        <w:rPr>
-          <w:b/>
-          <w:bCs/>
-          <w:color w:val="000000" w:themeColor="text1"/>
-          <w:sz w:val="28"/>
-          <w:szCs w:val="28"/>
-        </w:rPr>
-        <w:lastRenderedPageBreak/>
-        <w:t xml:space="preserve">Chapter </w:t>
-      </w:r>
-      <w:r>
-        <w:rPr>
-          <w:b/>
-          <w:bCs/>
-          <w:color w:val="000000" w:themeColor="text1"/>
-          <w:sz w:val="28"/>
-          <w:szCs w:val="28"/>
-        </w:rPr>
-        <w:t>10</w:t>
-      </w:r>
-    </w:p>
-    <w:p>
-      <w:pPr>
-        <w:spacing w:after="300" w:line="360" w:lineRule="auto"/>
-        <w:jc w:val="center"/>
-        <w:rPr>
-          <w:color w:val="000000" w:themeColor="text1"/>
-          <w:sz w:val="32"/>
-          <w:szCs w:val="32"/>
         </w:rPr>
       </w:pPr>
       <w:r>
@@ -4170,10 +4468,10 @@
           <w:b/>
           <w:bCs/>
           <w:color w:val="000000" w:themeColor="text1"/>
-          <w:sz w:val="32"/>
-          <w:szCs w:val="32"/>
-        </w:rPr>
-        <w:t>EXPECTED OUTPUT</w:t>
+          <w:sz w:val="28"/>
+          <w:szCs w:val="28"/>
+        </w:rPr>
+        <w:t>6.1 Hardware Requirements</w:t>
       </w:r>
     </w:p>
     <w:p>
@@ -4191,55 +4489,37 @@
           <w:sz w:val="24"/>
           <w:szCs w:val="24"/>
         </w:rPr>
-        <w:t>Upon completion, the Smart Library system is expected to deliver a fully functional web application featuring: a public landing page displaying live library statistics; a secure login system supporting three distinct roles, each redirected to a tailored dashboard; a searchable, filterable book catalogue with real-time copy availability.</w:t>
-      </w:r>
-    </w:p>
-    <w:p>
-      <w:pPr>
-        <w:spacing w:after="200" w:line="360" w:lineRule="auto"/>
+        <w:t xml:space="preserve">A standard desktop or laptop computer with at least 4 GB of RAM, a dual-core processor, and a stable internet connection is sufficient to run and use the application, since all data processing and storage occur on </w:t>
+      </w:r>
+      <w:proofErr w:type="spellStart"/>
+      <w:r>
+        <w:rPr>
+          <w:rFonts w:eastAsia="Calibri"/>
+          <w:color w:val="000000" w:themeColor="text1"/>
+          <w:sz w:val="24"/>
+          <w:szCs w:val="24"/>
+        </w:rPr>
+        <w:t>Supabase's</w:t>
+      </w:r>
+      <w:proofErr w:type="spellEnd"/>
+      <w:r>
+        <w:rPr>
+          <w:rFonts w:eastAsia="Calibri"/>
+          <w:color w:val="000000" w:themeColor="text1"/>
+          <w:sz w:val="24"/>
+          <w:szCs w:val="24"/>
+        </w:rPr>
+        <w:t xml:space="preserve"> managed cloud infrastructure rather than locally.</w:t>
+      </w:r>
+    </w:p>
+    <w:p>
+      <w:pPr>
+        <w:spacing w:before="150" w:after="150" w:line="360" w:lineRule="auto"/>
         <w:jc w:val="both"/>
         <w:rPr>
-          <w:color w:val="000000" w:themeColor="text1"/>
-        </w:rPr>
-      </w:pPr>
-      <w:r>
-        <w:rPr>
-          <w:rFonts w:eastAsia="Calibri"/>
-          <w:color w:val="000000" w:themeColor="text1"/>
-          <w:sz w:val="24"/>
-          <w:szCs w:val="24"/>
-        </w:rPr>
-        <w:t>A complete issue-and-return workflow that automatically updates copy status, calculates due dates, and generates fines for overdue returns; a reservation system that lets members reserve unavailable titles; and administrative screens for managing books, copies, authors, categories, publishers, shelves, members, and librarians, along with a reporting section featuring charts generated from real Supabase data.</w:t>
-      </w:r>
-    </w:p>
-    <w:p>
-      <w:pPr>
-        <w:pageBreakBefore/>
-        <w:spacing w:after="40" w:line="360" w:lineRule="auto"/>
-        <w:rPr>
-          <w:color w:val="000000" w:themeColor="text1"/>
-        </w:rPr>
-      </w:pPr>
-      <w:r>
-        <w:rPr>
-          <w:b/>
-          <w:bCs/>
           <w:color w:val="000000" w:themeColor="text1"/>
           <w:sz w:val="28"/>
           <w:szCs w:val="28"/>
-        </w:rPr>
-        <w:lastRenderedPageBreak/>
-        <w:t>Chapter 8</w:t>
-      </w:r>
-    </w:p>
-    <w:p>
-      <w:pPr>
-        <w:spacing w:after="300" w:line="360" w:lineRule="auto"/>
-        <w:jc w:val="center"/>
-        <w:rPr>
-          <w:color w:val="000000" w:themeColor="text1"/>
-          <w:sz w:val="32"/>
-          <w:szCs w:val="32"/>
         </w:rPr>
       </w:pPr>
       <w:r>
@@ -4248,10 +4528,10 @@
           <w:b/>
           <w:bCs/>
           <w:color w:val="000000" w:themeColor="text1"/>
-          <w:sz w:val="32"/>
-          <w:szCs w:val="32"/>
-        </w:rPr>
-        <w:t>ADVANTAGES</w:t>
+          <w:sz w:val="28"/>
+          <w:szCs w:val="28"/>
+        </w:rPr>
+        <w:t>6.2 Software Requirements</w:t>
       </w:r>
     </w:p>
     <w:p>
@@ -4269,43 +4549,7 @@
           <w:sz w:val="24"/>
           <w:szCs w:val="24"/>
         </w:rPr>
-        <w:t>Centralized Data: All library information is stored in a single, secure Supabase database, eliminating duplicate or inconsistent records. Automation: Book issuing, returning, due-date tracking, and fine calculation are automated, reducing manual effort and human error.</w:t>
-      </w:r>
-    </w:p>
-    <w:p>
-      <w:pPr>
-        <w:spacing w:after="200" w:line="360" w:lineRule="auto"/>
-        <w:jc w:val="both"/>
-        <w:rPr>
-          <w:color w:val="000000" w:themeColor="text1"/>
-        </w:rPr>
-      </w:pPr>
-      <w:r>
-        <w:rPr>
-          <w:rFonts w:eastAsia="Calibri"/>
-          <w:color w:val="000000" w:themeColor="text1"/>
-          <w:sz w:val="24"/>
-          <w:szCs w:val="24"/>
-        </w:rPr>
-        <w:t>Role-Based Security: Row Level Security and role-based access ensure that members, librarians, and administrators only see and modify data appropriate to their role. Real-Time Insight: Dashboards and reports are generated from live data, giving staff an accurate, up-to-date view of the library's status at any time.</w:t>
-      </w:r>
-    </w:p>
-    <w:p>
-      <w:pPr>
-        <w:spacing w:after="200" w:line="360" w:lineRule="auto"/>
-        <w:jc w:val="both"/>
-        <w:rPr>
-          <w:color w:val="000000" w:themeColor="text1"/>
-        </w:rPr>
-      </w:pPr>
-      <w:r>
-        <w:rPr>
-          <w:rFonts w:eastAsia="Calibri"/>
-          <w:color w:val="000000" w:themeColor="text1"/>
-          <w:sz w:val="24"/>
-          <w:szCs w:val="24"/>
-        </w:rPr>
-        <w:t>Self-Service for Members: Students can search books, check availability, reserve titles, and track their own borrowing history and fines without visiting the library in person. Scalability: Because the system is web-based and cloud-backed, it can scale to accommodate a growing catalogue and membership base without major re-architecture.</w:t>
+        <w:t>A modern web browser (Google Chrome, Mozilla Firefox, Microsoft Edge, or Safari) that supports HTML5, CSS3, and ES6 JavaScript. A Supabase project with a configured PostgreSQL database, authentication enabled, and a storage bucket for book cover images. A code editor such as Visual Studio Code for development, and Git for version control during development.</w:t>
       </w:r>
     </w:p>
     <w:p>
@@ -4314,6 +4558,8 @@
         <w:spacing w:after="40" w:line="360" w:lineRule="auto"/>
         <w:rPr>
           <w:color w:val="000000" w:themeColor="text1"/>
+          <w:sz w:val="40"/>
+          <w:szCs w:val="40"/>
         </w:rPr>
       </w:pPr>
       <w:r>
@@ -4321,11 +4567,21 @@
           <w:b/>
           <w:bCs/>
           <w:color w:val="000000" w:themeColor="text1"/>
-          <w:sz w:val="28"/>
-          <w:szCs w:val="28"/>
+          <w:sz w:val="36"/>
+          <w:szCs w:val="36"/>
         </w:rPr>
         <w:lastRenderedPageBreak/>
-        <w:t>Chapter 9</w:t>
+        <w:t xml:space="preserve">Chapter </w:t>
+      </w:r>
+      <w:r>
+        <w:rPr>
+          <w:b/>
+          <w:bCs/>
+          <w:color w:val="000000" w:themeColor="text1"/>
+          <w:sz w:val="36"/>
+          <w:szCs w:val="36"/>
+        </w:rPr>
+        <w:t>10</w:t>
       </w:r>
     </w:p>
     <w:p>
@@ -4347,17 +4603,75 @@
           <w:sz w:val="32"/>
           <w:szCs w:val="32"/>
         </w:rPr>
-        <w:t>CONCLUSION AND FUTURE SCOPE</w:t>
-      </w:r>
-    </w:p>
-    <w:p>
-      <w:pPr>
-        <w:spacing w:before="150" w:after="150" w:line="360" w:lineRule="auto"/>
+        <w:t>EXPECTED OUTPUT</w:t>
+      </w:r>
+    </w:p>
+    <w:p>
+      <w:pPr>
+        <w:spacing w:after="200" w:line="360" w:lineRule="auto"/>
         <w:jc w:val="both"/>
         <w:rPr>
           <w:color w:val="000000" w:themeColor="text1"/>
-          <w:sz w:val="28"/>
-          <w:szCs w:val="28"/>
+        </w:rPr>
+      </w:pPr>
+      <w:r>
+        <w:rPr>
+          <w:rFonts w:eastAsia="Calibri"/>
+          <w:color w:val="000000" w:themeColor="text1"/>
+          <w:sz w:val="24"/>
+          <w:szCs w:val="24"/>
+        </w:rPr>
+        <w:t>Upon completion, the Smart Library system is expected to deliver a fully functional web application featuring: a public landing page displaying live library statistics; a secure login system supporting three distinct roles, each redirected to a tailored dashboard; a searchable, filterable book catalogue with real-time copy availability.</w:t>
+      </w:r>
+    </w:p>
+    <w:p>
+      <w:pPr>
+        <w:spacing w:after="200" w:line="360" w:lineRule="auto"/>
+        <w:jc w:val="both"/>
+        <w:rPr>
+          <w:color w:val="000000" w:themeColor="text1"/>
+        </w:rPr>
+      </w:pPr>
+      <w:r>
+        <w:rPr>
+          <w:rFonts w:eastAsia="Calibri"/>
+          <w:color w:val="000000" w:themeColor="text1"/>
+          <w:sz w:val="24"/>
+          <w:szCs w:val="24"/>
+        </w:rPr>
+        <w:t>A complete issue-and-return workflow that automatically updates copy status, calculates due dates, and generates fines for overdue returns; a reservation system that lets members reserve unavailable titles; and administrative screens for managing books, copies, authors, categories, publishers, shelves, members, and librarians, along with a reporting section featuring charts generated from real Supabase data.</w:t>
+      </w:r>
+    </w:p>
+    <w:p>
+      <w:pPr>
+        <w:pageBreakBefore/>
+        <w:spacing w:after="40" w:line="360" w:lineRule="auto"/>
+        <w:rPr>
+          <w:color w:val="000000" w:themeColor="text1"/>
+          <w:sz w:val="24"/>
+          <w:szCs w:val="24"/>
+        </w:rPr>
+      </w:pPr>
+      <w:r>
+        <w:rPr>
+          <w:b/>
+          <w:bCs/>
+          <w:color w:val="000000" w:themeColor="text1"/>
+          <w:sz w:val="36"/>
+          <w:szCs w:val="36"/>
+        </w:rPr>
+        <w:lastRenderedPageBreak/>
+        <w:t>Chapter 8</w:t>
+      </w:r>
+    </w:p>
+    <w:p>
+      <w:pPr>
+        <w:spacing w:after="300" w:line="360" w:lineRule="auto"/>
+        <w:jc w:val="center"/>
+        <w:rPr>
+          <w:color w:val="000000" w:themeColor="text1"/>
+          <w:sz w:val="32"/>
+          <w:szCs w:val="32"/>
         </w:rPr>
       </w:pPr>
       <w:r>
@@ -4366,10 +4680,10 @@
           <w:b/>
           <w:bCs/>
           <w:color w:val="000000" w:themeColor="text1"/>
-          <w:sz w:val="28"/>
-          <w:szCs w:val="28"/>
-        </w:rPr>
-        <w:t>9.1 Conclusion</w:t>
+          <w:sz w:val="32"/>
+          <w:szCs w:val="32"/>
+        </w:rPr>
+        <w:t>ADVANTAGES</w:t>
       </w:r>
     </w:p>
     <w:p>
@@ -4378,44 +4692,6 @@
         <w:jc w:val="both"/>
         <w:rPr>
           <w:color w:val="000000" w:themeColor="text1"/>
-        </w:rPr>
-      </w:pPr>
-      <w:r>
-        <w:rPr>
-          <w:rFonts w:eastAsia="Calibri"/>
-          <w:color w:val="000000" w:themeColor="text1"/>
-          <w:sz w:val="24"/>
-          <w:szCs w:val="24"/>
-        </w:rPr>
-        <w:t>The Smart Library project demonstrates how a modern, physical library management workflow can be fully digitized using HTML, CSS, JavaScript, and Supabase, without relying on heavier frameworks or custom backend servers. By centralizing books, copies, members, issues, fines, and reservations in a secure, role-based database, the system eliminates the inefficiencies and errors associated with manual record-keeping.</w:t>
-      </w:r>
-    </w:p>
-    <w:p>
-      <w:pPr>
-        <w:spacing w:after="200" w:line="360" w:lineRule="auto"/>
-        <w:jc w:val="both"/>
-        <w:rPr>
-          <w:color w:val="000000" w:themeColor="text1"/>
-        </w:rPr>
-      </w:pPr>
-      <w:r>
-        <w:rPr>
-          <w:rFonts w:eastAsia="Calibri"/>
-          <w:color w:val="000000" w:themeColor="text1"/>
-          <w:sz w:val="24"/>
-          <w:szCs w:val="24"/>
-        </w:rPr>
-        <w:t>The application provides tangible benefits to every stakeholder: administrators and librarians gain automated circulation tools and real-time reports, while members gain convenient, self-service access to search, reserve, and track their borrowing activity.</w:t>
-      </w:r>
-    </w:p>
-    <w:p>
-      <w:pPr>
-        <w:spacing w:before="150" w:after="150" w:line="360" w:lineRule="auto"/>
-        <w:jc w:val="both"/>
-        <w:rPr>
-          <w:color w:val="000000" w:themeColor="text1"/>
-          <w:sz w:val="28"/>
-          <w:szCs w:val="28"/>
         </w:rPr>
       </w:pPr>
       <w:r>
@@ -4424,6 +4700,175 @@
           <w:b/>
           <w:bCs/>
           <w:color w:val="000000" w:themeColor="text1"/>
+          <w:sz w:val="24"/>
+          <w:szCs w:val="24"/>
+        </w:rPr>
+        <w:t>Centralized Data:</w:t>
+      </w:r>
+      <w:r>
+        <w:rPr>
+          <w:rFonts w:eastAsia="Calibri"/>
+          <w:color w:val="000000" w:themeColor="text1"/>
+          <w:sz w:val="24"/>
+          <w:szCs w:val="24"/>
+        </w:rPr>
+        <w:t xml:space="preserve"> All library information is stored in a single, secure Supabase database, eliminating duplicate or inconsistent records. Automation: Book issuing, returning, due-date tracking, and fine calculation are automated, reducing manual effort and human error.</w:t>
+      </w:r>
+    </w:p>
+    <w:p>
+      <w:pPr>
+        <w:spacing w:after="200" w:line="360" w:lineRule="auto"/>
+        <w:jc w:val="both"/>
+        <w:rPr>
+          <w:color w:val="000000" w:themeColor="text1"/>
+        </w:rPr>
+      </w:pPr>
+      <w:r>
+        <w:rPr>
+          <w:rFonts w:eastAsia="Calibri"/>
+          <w:color w:val="000000" w:themeColor="text1"/>
+          <w:sz w:val="24"/>
+          <w:szCs w:val="24"/>
+        </w:rPr>
+        <w:t>Role-Based Security: Row Level Security and role-based access ensure that members, librarians, and administrators only see and modify data appropriate to their role. Real-Time Insight: Dashboards and reports are generated from live data, giving staff an accurate, up-to-date view of the library's status at any time.</w:t>
+      </w:r>
+    </w:p>
+    <w:p>
+      <w:pPr>
+        <w:spacing w:after="200" w:line="360" w:lineRule="auto"/>
+        <w:jc w:val="both"/>
+        <w:rPr>
+          <w:color w:val="000000" w:themeColor="text1"/>
+        </w:rPr>
+      </w:pPr>
+      <w:r>
+        <w:rPr>
+          <w:rFonts w:eastAsia="Calibri"/>
+          <w:color w:val="000000" w:themeColor="text1"/>
+          <w:sz w:val="24"/>
+          <w:szCs w:val="24"/>
+        </w:rPr>
+        <w:t>Self-Service for Members: Students can search books, check availability, reserve titles, and track their own borrowing history and fines without visiting the library in person. Scalability: Because the system is web-based and cloud-backed, it can scale to accommodate a growing catalogue and membership base without major re-architecture.</w:t>
+      </w:r>
+    </w:p>
+    <w:p>
+      <w:pPr>
+        <w:pageBreakBefore/>
+        <w:spacing w:after="40" w:line="360" w:lineRule="auto"/>
+        <w:rPr>
+          <w:color w:val="000000" w:themeColor="text1"/>
+          <w:sz w:val="24"/>
+          <w:szCs w:val="24"/>
+        </w:rPr>
+      </w:pPr>
+      <w:r>
+        <w:rPr>
+          <w:b/>
+          <w:bCs/>
+          <w:color w:val="000000" w:themeColor="text1"/>
+          <w:sz w:val="36"/>
+          <w:szCs w:val="36"/>
+        </w:rPr>
+        <w:lastRenderedPageBreak/>
+        <w:t>Chapter 9</w:t>
+      </w:r>
+    </w:p>
+    <w:p>
+      <w:pPr>
+        <w:spacing w:after="300" w:line="360" w:lineRule="auto"/>
+        <w:jc w:val="center"/>
+        <w:rPr>
+          <w:color w:val="000000" w:themeColor="text1"/>
+          <w:sz w:val="32"/>
+          <w:szCs w:val="32"/>
+        </w:rPr>
+      </w:pPr>
+      <w:r>
+        <w:rPr>
+          <w:rFonts w:eastAsia="Calibri"/>
+          <w:b/>
+          <w:bCs/>
+          <w:color w:val="000000" w:themeColor="text1"/>
+          <w:sz w:val="32"/>
+          <w:szCs w:val="32"/>
+        </w:rPr>
+        <w:t>CONCLUSION AND FUTURE SCOPE</w:t>
+      </w:r>
+    </w:p>
+    <w:p>
+      <w:pPr>
+        <w:spacing w:before="150" w:after="150" w:line="360" w:lineRule="auto"/>
+        <w:jc w:val="both"/>
+        <w:rPr>
+          <w:color w:val="000000" w:themeColor="text1"/>
+          <w:sz w:val="28"/>
+          <w:szCs w:val="28"/>
+        </w:rPr>
+      </w:pPr>
+      <w:r>
+        <w:rPr>
+          <w:rFonts w:eastAsia="Calibri"/>
+          <w:b/>
+          <w:bCs/>
+          <w:color w:val="000000" w:themeColor="text1"/>
+          <w:sz w:val="28"/>
+          <w:szCs w:val="28"/>
+        </w:rPr>
+        <w:t>9.1 Conclusion</w:t>
+      </w:r>
+    </w:p>
+    <w:p>
+      <w:pPr>
+        <w:spacing w:after="200" w:line="360" w:lineRule="auto"/>
+        <w:jc w:val="both"/>
+        <w:rPr>
+          <w:color w:val="000000" w:themeColor="text1"/>
+        </w:rPr>
+      </w:pPr>
+      <w:r>
+        <w:rPr>
+          <w:rFonts w:eastAsia="Calibri"/>
+          <w:color w:val="000000" w:themeColor="text1"/>
+          <w:sz w:val="24"/>
+          <w:szCs w:val="24"/>
+        </w:rPr>
+        <w:t>The Smart Library project demonstrates how a modern, physical library management workflow can be fully digitized using HTML, CSS, JavaScript, and Supabase, without relying on heavier frameworks or custom backend servers. By centralizing books, copies, members, issues, fines, and reservations in a secure, role-based database, the system eliminates the inefficiencies and errors associated with manual record-keeping.</w:t>
+      </w:r>
+    </w:p>
+    <w:p>
+      <w:pPr>
+        <w:spacing w:after="200" w:line="360" w:lineRule="auto"/>
+        <w:jc w:val="both"/>
+        <w:rPr>
+          <w:color w:val="000000" w:themeColor="text1"/>
+        </w:rPr>
+      </w:pPr>
+      <w:r>
+        <w:rPr>
+          <w:rFonts w:eastAsia="Calibri"/>
+          <w:color w:val="000000" w:themeColor="text1"/>
+          <w:sz w:val="24"/>
+          <w:szCs w:val="24"/>
+        </w:rPr>
+        <w:t>The application provides tangible benefits to every stakeholder: administrators and librarians gain automated circulation tools and real-time reports, while members gain convenient, self-service access to search, reserve, and track their borrowing activity.</w:t>
+      </w:r>
+    </w:p>
+    <w:p>
+      <w:pPr>
+        <w:spacing w:before="150" w:after="150" w:line="360" w:lineRule="auto"/>
+        <w:jc w:val="both"/>
+        <w:rPr>
+          <w:color w:val="000000" w:themeColor="text1"/>
+          <w:sz w:val="28"/>
+          <w:szCs w:val="28"/>
+        </w:rPr>
+      </w:pPr>
+      <w:r>
+        <w:rPr>
+          <w:rFonts w:eastAsia="Calibri"/>
+          <w:b/>
+          <w:bCs/>
+          <w:color w:val="000000" w:themeColor="text1"/>
           <w:sz w:val="28"/>
           <w:szCs w:val="28"/>
         </w:rPr>
@@ -4455,6 +4900,8 @@
         <w:jc w:val="center"/>
         <w:rPr>
           <w:color w:val="000000" w:themeColor="text1"/>
+          <w:sz w:val="32"/>
+          <w:szCs w:val="32"/>
         </w:rPr>
       </w:pPr>
       <w:r>
@@ -4463,8 +4910,8 @@
           <w:b/>
           <w:bCs/>
           <w:color w:val="000000" w:themeColor="text1"/>
-          <w:sz w:val="28"/>
-          <w:szCs w:val="28"/>
+          <w:sz w:val="32"/>
+          <w:szCs w:val="32"/>
         </w:rPr>
         <w:lastRenderedPageBreak/>
         <w:t>REFERENCES</w:t>
@@ -4551,8 +4998,8 @@
       </w:r>
     </w:p>
     <w:sectPr>
-      <w:headerReference w:type="default" r:id="rId9"/>
-      <w:footerReference w:type="default" r:id="rId10"/>
+      <w:headerReference w:type="default" r:id="rId10"/>
+      <w:footerReference w:type="default" r:id="rId11"/>
       <w:pgSz w:w="11906" w:h="16838"/>
       <w:pgMar w:top="1600" w:right="1300" w:bottom="1300" w:left="1300" w:header="708" w:footer="708" w:gutter="0"/>
       <w:pgNumType w:start="1"/>
@@ -5402,10 +5849,123 @@
     </w:lvl>
   </w:abstractNum>
   <w:abstractNum w:abstractNumId="5" w15:restartNumberingAfterBreak="0">
+    <w:nsid w:val="27757CEA"/>
+    <w:multiLevelType w:val="hybridMultilevel"/>
+    <w:tmpl w:val="0BB09EBE"/>
+    <w:lvl w:ilvl="0" w:tplc="4009000B">
+      <w:start w:val="1"/>
+      <w:numFmt w:val="bullet"/>
+      <w:lvlText w:val=""/>
+      <w:lvlJc w:val="left"/>
+      <w:pPr>
+        <w:ind w:left="720" w:hanging="360"/>
+      </w:pPr>
+      <w:rPr>
+        <w:rFonts w:ascii="Wingdings" w:hAnsi="Wingdings" w:hint="default"/>
+      </w:rPr>
+    </w:lvl>
+    <w:lvl w:ilvl="1" w:tplc="40090003" w:tentative="1">
+      <w:start w:val="1"/>
+      <w:numFmt w:val="bullet"/>
+      <w:lvlText w:val="o"/>
+      <w:lvlJc w:val="left"/>
+      <w:pPr>
+        <w:ind w:left="1440" w:hanging="360"/>
+      </w:pPr>
+      <w:rPr>
+        <w:rFonts w:ascii="Courier New" w:hAnsi="Courier New" w:cs="Courier New" w:hint="default"/>
+      </w:rPr>
+    </w:lvl>
+    <w:lvl w:ilvl="2" w:tplc="40090005">
+      <w:start w:val="1"/>
+      <w:numFmt w:val="bullet"/>
+      <w:lvlText w:val=""/>
+      <w:lvlJc w:val="left"/>
+      <w:pPr>
+        <w:ind w:left="643" w:hanging="360"/>
+      </w:pPr>
+      <w:rPr>
+        <w:rFonts w:ascii="Wingdings" w:hAnsi="Wingdings" w:hint="default"/>
+      </w:rPr>
+    </w:lvl>
+    <w:lvl w:ilvl="3" w:tplc="40090001" w:tentative="1">
+      <w:start w:val="1"/>
+      <w:numFmt w:val="bullet"/>
+      <w:lvlText w:val=""/>
+      <w:lvlJc w:val="left"/>
+      <w:pPr>
+        <w:ind w:left="2880" w:hanging="360"/>
+      </w:pPr>
+      <w:rPr>
+        <w:rFonts w:ascii="Symbol" w:hAnsi="Symbol" w:hint="default"/>
+      </w:rPr>
+    </w:lvl>
+    <w:lvl w:ilvl="4" w:tplc="40090003" w:tentative="1">
+      <w:start w:val="1"/>
+      <w:numFmt w:val="bullet"/>
+      <w:lvlText w:val="o"/>
+      <w:lvlJc w:val="left"/>
+      <w:pPr>
+        <w:ind w:left="3600" w:hanging="360"/>
+      </w:pPr>
+      <w:rPr>
+        <w:rFonts w:ascii="Courier New" w:hAnsi="Courier New" w:cs="Courier New" w:hint="default"/>
+      </w:rPr>
+    </w:lvl>
+    <w:lvl w:ilvl="5" w:tplc="40090005" w:tentative="1">
+      <w:start w:val="1"/>
+      <w:numFmt w:val="bullet"/>
+      <w:lvlText w:val=""/>
+      <w:lvlJc w:val="left"/>
+      <w:pPr>
+        <w:ind w:left="4320" w:hanging="360"/>
+      </w:pPr>
+      <w:rPr>
+        <w:rFonts w:ascii="Wingdings" w:hAnsi="Wingdings" w:hint="default"/>
+      </w:rPr>
+    </w:lvl>
+    <w:lvl w:ilvl="6" w:tplc="40090001" w:tentative="1">
+      <w:start w:val="1"/>
+      <w:numFmt w:val="bullet"/>
+      <w:lvlText w:val=""/>
+      <w:lvlJc w:val="left"/>
+      <w:pPr>
+        <w:ind w:left="5040" w:hanging="360"/>
+      </w:pPr>
+      <w:rPr>
+        <w:rFonts w:ascii="Symbol" w:hAnsi="Symbol" w:hint="default"/>
+      </w:rPr>
+    </w:lvl>
+    <w:lvl w:ilvl="7" w:tplc="40090003" w:tentative="1">
+      <w:start w:val="1"/>
+      <w:numFmt w:val="bullet"/>
+      <w:lvlText w:val="o"/>
+      <w:lvlJc w:val="left"/>
+      <w:pPr>
+        <w:ind w:left="5760" w:hanging="360"/>
+      </w:pPr>
+      <w:rPr>
+        <w:rFonts w:ascii="Courier New" w:hAnsi="Courier New" w:cs="Courier New" w:hint="default"/>
+      </w:rPr>
+    </w:lvl>
+    <w:lvl w:ilvl="8" w:tplc="40090005" w:tentative="1">
+      <w:start w:val="1"/>
+      <w:numFmt w:val="bullet"/>
+      <w:lvlText w:val=""/>
+      <w:lvlJc w:val="left"/>
+      <w:pPr>
+        <w:ind w:left="6480" w:hanging="360"/>
+      </w:pPr>
+      <w:rPr>
+        <w:rFonts w:ascii="Wingdings" w:hAnsi="Wingdings" w:hint="default"/>
+      </w:rPr>
+    </w:lvl>
+  </w:abstractNum>
+  <w:abstractNum w:abstractNumId="6" w15:restartNumberingAfterBreak="0">
     <w:nsid w:val="3A8A0422"/>
-    <w:multiLevelType w:val="hybridMultilevel"/>
-    <w:tmpl w:val="C6D68490"/>
-    <w:lvl w:ilvl="0" w:tplc="1EE6B54C">
+    <w:multiLevelType w:val="multilevel"/>
+    <w:tmpl w:val="D7B026F6"/>
+    <w:lvl w:ilvl="0">
       <w:start w:val="1"/>
       <w:numFmt w:val="upperRoman"/>
       <w:lvlText w:val="%1."/>
@@ -5418,80 +5978,112 @@
         <w:bCs/>
       </w:rPr>
     </w:lvl>
-    <w:lvl w:ilvl="1" w:tplc="40090019" w:tentative="1">
-      <w:start w:val="1"/>
-      <w:numFmt w:val="lowerLetter"/>
-      <w:lvlText w:val="%2."/>
-      <w:lvlJc w:val="left"/>
-      <w:pPr>
-        <w:ind w:left="1440" w:hanging="360"/>
-      </w:pPr>
-    </w:lvl>
-    <w:lvl w:ilvl="2" w:tplc="4009001B" w:tentative="1">
-      <w:start w:val="1"/>
-      <w:numFmt w:val="lowerRoman"/>
-      <w:lvlText w:val="%3."/>
-      <w:lvlJc w:val="right"/>
-      <w:pPr>
-        <w:ind w:left="2160" w:hanging="180"/>
-      </w:pPr>
-    </w:lvl>
-    <w:lvl w:ilvl="3" w:tplc="4009000F" w:tentative="1">
+    <w:lvl w:ilvl="1">
       <w:start w:val="1"/>
       <w:numFmt w:val="decimal"/>
-      <w:lvlText w:val="%4."/>
-      <w:lvlJc w:val="left"/>
-      <w:pPr>
-        <w:ind w:left="2880" w:hanging="360"/>
-      </w:pPr>
-    </w:lvl>
-    <w:lvl w:ilvl="4" w:tplc="40090019" w:tentative="1">
-      <w:start w:val="1"/>
-      <w:numFmt w:val="lowerLetter"/>
-      <w:lvlText w:val="%5."/>
-      <w:lvlJc w:val="left"/>
-      <w:pPr>
-        <w:ind w:left="3600" w:hanging="360"/>
-      </w:pPr>
-    </w:lvl>
-    <w:lvl w:ilvl="5" w:tplc="4009001B" w:tentative="1">
-      <w:start w:val="1"/>
-      <w:numFmt w:val="lowerRoman"/>
-      <w:lvlText w:val="%6."/>
-      <w:lvlJc w:val="right"/>
-      <w:pPr>
-        <w:ind w:left="4320" w:hanging="180"/>
-      </w:pPr>
-    </w:lvl>
-    <w:lvl w:ilvl="6" w:tplc="4009000F" w:tentative="1">
+      <w:isLgl/>
+      <w:lvlText w:val="%1.%2"/>
+      <w:lvlJc w:val="left"/>
+      <w:pPr>
+        <w:ind w:left="420" w:hanging="420"/>
+      </w:pPr>
+      <w:rPr>
+        <w:rFonts w:hint="default"/>
+      </w:rPr>
+    </w:lvl>
+    <w:lvl w:ilvl="2">
       <w:start w:val="1"/>
       <w:numFmt w:val="decimal"/>
-      <w:lvlText w:val="%7."/>
-      <w:lvlJc w:val="left"/>
-      <w:pPr>
-        <w:ind w:left="5040" w:hanging="360"/>
-      </w:pPr>
-    </w:lvl>
-    <w:lvl w:ilvl="7" w:tplc="40090019" w:tentative="1">
-      <w:start w:val="1"/>
-      <w:numFmt w:val="lowerLetter"/>
-      <w:lvlText w:val="%8."/>
-      <w:lvlJc w:val="left"/>
-      <w:pPr>
-        <w:ind w:left="5760" w:hanging="360"/>
-      </w:pPr>
-    </w:lvl>
-    <w:lvl w:ilvl="8" w:tplc="4009001B" w:tentative="1">
-      <w:start w:val="1"/>
-      <w:numFmt w:val="lowerRoman"/>
-      <w:lvlText w:val="%9."/>
-      <w:lvlJc w:val="right"/>
-      <w:pPr>
-        <w:ind w:left="6480" w:hanging="180"/>
-      </w:pPr>
+      <w:isLgl/>
+      <w:lvlText w:val="%1.%2.%3"/>
+      <w:lvlJc w:val="left"/>
+      <w:pPr>
+        <w:ind w:left="1080" w:hanging="720"/>
+      </w:pPr>
+      <w:rPr>
+        <w:rFonts w:hint="default"/>
+      </w:rPr>
+    </w:lvl>
+    <w:lvl w:ilvl="3">
+      <w:start w:val="1"/>
+      <w:numFmt w:val="decimal"/>
+      <w:isLgl/>
+      <w:lvlText w:val="%1.%2.%3.%4"/>
+      <w:lvlJc w:val="left"/>
+      <w:pPr>
+        <w:ind w:left="1440" w:hanging="1080"/>
+      </w:pPr>
+      <w:rPr>
+        <w:rFonts w:hint="default"/>
+      </w:rPr>
+    </w:lvl>
+    <w:lvl w:ilvl="4">
+      <w:start w:val="1"/>
+      <w:numFmt w:val="decimal"/>
+      <w:isLgl/>
+      <w:lvlText w:val="%1.%2.%3.%4.%5"/>
+      <w:lvlJc w:val="left"/>
+      <w:pPr>
+        <w:ind w:left="1440" w:hanging="1080"/>
+      </w:pPr>
+      <w:rPr>
+        <w:rFonts w:hint="default"/>
+      </w:rPr>
+    </w:lvl>
+    <w:lvl w:ilvl="5">
+      <w:start w:val="1"/>
+      <w:numFmt w:val="decimal"/>
+      <w:isLgl/>
+      <w:lvlText w:val="%1.%2.%3.%4.%5.%6"/>
+      <w:lvlJc w:val="left"/>
+      <w:pPr>
+        <w:ind w:left="1800" w:hanging="1440"/>
+      </w:pPr>
+      <w:rPr>
+        <w:rFonts w:hint="default"/>
+      </w:rPr>
+    </w:lvl>
+    <w:lvl w:ilvl="6">
+      <w:start w:val="1"/>
+      <w:numFmt w:val="decimal"/>
+      <w:isLgl/>
+      <w:lvlText w:val="%1.%2.%3.%4.%5.%6.%7"/>
+      <w:lvlJc w:val="left"/>
+      <w:pPr>
+        <w:ind w:left="1800" w:hanging="1440"/>
+      </w:pPr>
+      <w:rPr>
+        <w:rFonts w:hint="default"/>
+      </w:rPr>
+    </w:lvl>
+    <w:lvl w:ilvl="7">
+      <w:start w:val="1"/>
+      <w:numFmt w:val="decimal"/>
+      <w:isLgl/>
+      <w:lvlText w:val="%1.%2.%3.%4.%5.%6.%7.%8"/>
+      <w:lvlJc w:val="left"/>
+      <w:pPr>
+        <w:ind w:left="2160" w:hanging="1800"/>
+      </w:pPr>
+      <w:rPr>
+        <w:rFonts w:hint="default"/>
+      </w:rPr>
+    </w:lvl>
+    <w:lvl w:ilvl="8">
+      <w:start w:val="1"/>
+      <w:numFmt w:val="decimal"/>
+      <w:isLgl/>
+      <w:lvlText w:val="%1.%2.%3.%4.%5.%6.%7.%8.%9"/>
+      <w:lvlJc w:val="left"/>
+      <w:pPr>
+        <w:ind w:left="2520" w:hanging="2160"/>
+      </w:pPr>
+      <w:rPr>
+        <w:rFonts w:hint="default"/>
+      </w:rPr>
     </w:lvl>
   </w:abstractNum>
-  <w:abstractNum w:abstractNumId="6" w15:restartNumberingAfterBreak="0">
+  <w:abstractNum w:abstractNumId="7" w15:restartNumberingAfterBreak="0">
     <w:nsid w:val="40B941DF"/>
     <w:multiLevelType w:val="multilevel"/>
     <w:tmpl w:val="B292159A"/>
@@ -5640,7 +6232,7 @@
       </w:rPr>
     </w:lvl>
   </w:abstractNum>
-  <w:abstractNum w:abstractNumId="7" w15:restartNumberingAfterBreak="0">
+  <w:abstractNum w:abstractNumId="8" w15:restartNumberingAfterBreak="0">
     <w:nsid w:val="50FB68A6"/>
     <w:multiLevelType w:val="hybridMultilevel"/>
     <w:tmpl w:val="A15A6CD0"/>
@@ -5726,7 +6318,7 @@
       </w:pPr>
     </w:lvl>
   </w:abstractNum>
-  <w:abstractNum w:abstractNumId="8" w15:restartNumberingAfterBreak="0">
+  <w:abstractNum w:abstractNumId="9" w15:restartNumberingAfterBreak="0">
     <w:nsid w:val="5B1E497E"/>
     <w:multiLevelType w:val="multilevel"/>
     <w:tmpl w:val="8884CB66"/>
@@ -5875,7 +6467,7 @@
       </w:rPr>
     </w:lvl>
   </w:abstractNum>
-  <w:abstractNum w:abstractNumId="9" w15:restartNumberingAfterBreak="0">
+  <w:abstractNum w:abstractNumId="10" w15:restartNumberingAfterBreak="0">
     <w:nsid w:val="620062A3"/>
     <w:multiLevelType w:val="hybridMultilevel"/>
     <w:tmpl w:val="9F04E4B0"/>
@@ -5988,7 +6580,318 @@
       </w:rPr>
     </w:lvl>
   </w:abstractNum>
-  <w:abstractNum w:abstractNumId="10" w15:restartNumberingAfterBreak="0">
+  <w:abstractNum w:abstractNumId="11" w15:restartNumberingAfterBreak="0">
+    <w:nsid w:val="68E61968"/>
+    <w:multiLevelType w:val="hybridMultilevel"/>
+    <w:tmpl w:val="1FD8278A"/>
+    <w:lvl w:ilvl="0" w:tplc="38A6B11C">
+      <w:numFmt w:val="bullet"/>
+      <w:lvlText w:val=""/>
+      <w:lvlJc w:val="left"/>
+      <w:pPr>
+        <w:ind w:left="720" w:hanging="360"/>
+      </w:pPr>
+      <w:rPr>
+        <w:rFonts w:ascii="Symbol" w:eastAsia="Times New Roman" w:hAnsi="Symbol" w:cs="Times New Roman" w:hint="default"/>
+      </w:rPr>
+    </w:lvl>
+    <w:lvl w:ilvl="1" w:tplc="40090003" w:tentative="1">
+      <w:start w:val="1"/>
+      <w:numFmt w:val="bullet"/>
+      <w:lvlText w:val="o"/>
+      <w:lvlJc w:val="left"/>
+      <w:pPr>
+        <w:ind w:left="1440" w:hanging="360"/>
+      </w:pPr>
+      <w:rPr>
+        <w:rFonts w:ascii="Courier New" w:hAnsi="Courier New" w:cs="Courier New" w:hint="default"/>
+      </w:rPr>
+    </w:lvl>
+    <w:lvl w:ilvl="2" w:tplc="40090005" w:tentative="1">
+      <w:start w:val="1"/>
+      <w:numFmt w:val="bullet"/>
+      <w:lvlText w:val=""/>
+      <w:lvlJc w:val="left"/>
+      <w:pPr>
+        <w:ind w:left="2160" w:hanging="360"/>
+      </w:pPr>
+      <w:rPr>
+        <w:rFonts w:ascii="Wingdings" w:hAnsi="Wingdings" w:hint="default"/>
+      </w:rPr>
+    </w:lvl>
+    <w:lvl w:ilvl="3" w:tplc="40090001" w:tentative="1">
+      <w:start w:val="1"/>
+      <w:numFmt w:val="bullet"/>
+      <w:lvlText w:val=""/>
+      <w:lvlJc w:val="left"/>
+      <w:pPr>
+        <w:ind w:left="2880" w:hanging="360"/>
+      </w:pPr>
+      <w:rPr>
+        <w:rFonts w:ascii="Symbol" w:hAnsi="Symbol" w:hint="default"/>
+      </w:rPr>
+    </w:lvl>
+    <w:lvl w:ilvl="4" w:tplc="40090003" w:tentative="1">
+      <w:start w:val="1"/>
+      <w:numFmt w:val="bullet"/>
+      <w:lvlText w:val="o"/>
+      <w:lvlJc w:val="left"/>
+      <w:pPr>
+        <w:ind w:left="3600" w:hanging="360"/>
+      </w:pPr>
+      <w:rPr>
+        <w:rFonts w:ascii="Courier New" w:hAnsi="Courier New" w:cs="Courier New" w:hint="default"/>
+      </w:rPr>
+    </w:lvl>
+    <w:lvl w:ilvl="5" w:tplc="40090005" w:tentative="1">
+      <w:start w:val="1"/>
+      <w:numFmt w:val="bullet"/>
+      <w:lvlText w:val=""/>
+      <w:lvlJc w:val="left"/>
+      <w:pPr>
+        <w:ind w:left="4320" w:hanging="360"/>
+      </w:pPr>
+      <w:rPr>
+        <w:rFonts w:ascii="Wingdings" w:hAnsi="Wingdings" w:hint="default"/>
+      </w:rPr>
+    </w:lvl>
+    <w:lvl w:ilvl="6" w:tplc="40090001" w:tentative="1">
+      <w:start w:val="1"/>
+      <w:numFmt w:val="bullet"/>
+      <w:lvlText w:val=""/>
+      <w:lvlJc w:val="left"/>
+      <w:pPr>
+        <w:ind w:left="5040" w:hanging="360"/>
+      </w:pPr>
+      <w:rPr>
+        <w:rFonts w:ascii="Symbol" w:hAnsi="Symbol" w:hint="default"/>
+      </w:rPr>
+    </w:lvl>
+    <w:lvl w:ilvl="7" w:tplc="40090003" w:tentative="1">
+      <w:start w:val="1"/>
+      <w:numFmt w:val="bullet"/>
+      <w:lvlText w:val="o"/>
+      <w:lvlJc w:val="left"/>
+      <w:pPr>
+        <w:ind w:left="5760" w:hanging="360"/>
+      </w:pPr>
+      <w:rPr>
+        <w:rFonts w:ascii="Courier New" w:hAnsi="Courier New" w:cs="Courier New" w:hint="default"/>
+      </w:rPr>
+    </w:lvl>
+    <w:lvl w:ilvl="8" w:tplc="40090005" w:tentative="1">
+      <w:start w:val="1"/>
+      <w:numFmt w:val="bullet"/>
+      <w:lvlText w:val=""/>
+      <w:lvlJc w:val="left"/>
+      <w:pPr>
+        <w:ind w:left="6480" w:hanging="360"/>
+      </w:pPr>
+      <w:rPr>
+        <w:rFonts w:ascii="Wingdings" w:hAnsi="Wingdings" w:hint="default"/>
+      </w:rPr>
+    </w:lvl>
+  </w:abstractNum>
+  <w:abstractNum w:abstractNumId="12" w15:restartNumberingAfterBreak="0">
+    <w:nsid w:val="693308F6"/>
+    <w:multiLevelType w:val="hybridMultilevel"/>
+    <w:tmpl w:val="CC14AC9E"/>
+    <w:lvl w:ilvl="0" w:tplc="4009000B">
+      <w:start w:val="1"/>
+      <w:numFmt w:val="bullet"/>
+      <w:lvlText w:val=""/>
+      <w:lvlJc w:val="left"/>
+      <w:pPr>
+        <w:ind w:left="720" w:hanging="360"/>
+      </w:pPr>
+      <w:rPr>
+        <w:rFonts w:ascii="Wingdings" w:hAnsi="Wingdings" w:hint="default"/>
+      </w:rPr>
+    </w:lvl>
+    <w:lvl w:ilvl="1" w:tplc="40090003" w:tentative="1">
+      <w:start w:val="1"/>
+      <w:numFmt w:val="bullet"/>
+      <w:lvlText w:val="o"/>
+      <w:lvlJc w:val="left"/>
+      <w:pPr>
+        <w:ind w:left="1440" w:hanging="360"/>
+      </w:pPr>
+      <w:rPr>
+        <w:rFonts w:ascii="Courier New" w:hAnsi="Courier New" w:cs="Courier New" w:hint="default"/>
+      </w:rPr>
+    </w:lvl>
+    <w:lvl w:ilvl="2" w:tplc="40090005" w:tentative="1">
+      <w:start w:val="1"/>
+      <w:numFmt w:val="bullet"/>
+      <w:lvlText w:val=""/>
+      <w:lvlJc w:val="left"/>
+      <w:pPr>
+        <w:ind w:left="2160" w:hanging="360"/>
+      </w:pPr>
+      <w:rPr>
+        <w:rFonts w:ascii="Wingdings" w:hAnsi="Wingdings" w:hint="default"/>
+      </w:rPr>
+    </w:lvl>
+    <w:lvl w:ilvl="3" w:tplc="40090001" w:tentative="1">
+      <w:start w:val="1"/>
+      <w:numFmt w:val="bullet"/>
+      <w:lvlText w:val=""/>
+      <w:lvlJc w:val="left"/>
+      <w:pPr>
+        <w:ind w:left="2880" w:hanging="360"/>
+      </w:pPr>
+      <w:rPr>
+        <w:rFonts w:ascii="Symbol" w:hAnsi="Symbol" w:hint="default"/>
+      </w:rPr>
+    </w:lvl>
+    <w:lvl w:ilvl="4" w:tplc="40090003" w:tentative="1">
+      <w:start w:val="1"/>
+      <w:numFmt w:val="bullet"/>
+      <w:lvlText w:val="o"/>
+      <w:lvlJc w:val="left"/>
+      <w:pPr>
+        <w:ind w:left="3600" w:hanging="360"/>
+      </w:pPr>
+      <w:rPr>
+        <w:rFonts w:ascii="Courier New" w:hAnsi="Courier New" w:cs="Courier New" w:hint="default"/>
+      </w:rPr>
+    </w:lvl>
+    <w:lvl w:ilvl="5" w:tplc="40090005" w:tentative="1">
+      <w:start w:val="1"/>
+      <w:numFmt w:val="bullet"/>
+      <w:lvlText w:val=""/>
+      <w:lvlJc w:val="left"/>
+      <w:pPr>
+        <w:ind w:left="4320" w:hanging="360"/>
+      </w:pPr>
+      <w:rPr>
+        <w:rFonts w:ascii="Wingdings" w:hAnsi="Wingdings" w:hint="default"/>
+      </w:rPr>
+    </w:lvl>
+    <w:lvl w:ilvl="6" w:tplc="40090001" w:tentative="1">
+      <w:start w:val="1"/>
+      <w:numFmt w:val="bullet"/>
+      <w:lvlText w:val=""/>
+      <w:lvlJc w:val="left"/>
+      <w:pPr>
+        <w:ind w:left="5040" w:hanging="360"/>
+      </w:pPr>
+      <w:rPr>
+        <w:rFonts w:ascii="Symbol" w:hAnsi="Symbol" w:hint="default"/>
+      </w:rPr>
+    </w:lvl>
+    <w:lvl w:ilvl="7" w:tplc="40090003" w:tentative="1">
+      <w:start w:val="1"/>
+      <w:numFmt w:val="bullet"/>
+      <w:lvlText w:val="o"/>
+      <w:lvlJc w:val="left"/>
+      <w:pPr>
+        <w:ind w:left="5760" w:hanging="360"/>
+      </w:pPr>
+      <w:rPr>
+        <w:rFonts w:ascii="Courier New" w:hAnsi="Courier New" w:cs="Courier New" w:hint="default"/>
+      </w:rPr>
+    </w:lvl>
+    <w:lvl w:ilvl="8" w:tplc="40090005" w:tentative="1">
+      <w:start w:val="1"/>
+      <w:numFmt w:val="bullet"/>
+      <w:lvlText w:val=""/>
+      <w:lvlJc w:val="left"/>
+      <w:pPr>
+        <w:ind w:left="6480" w:hanging="360"/>
+      </w:pPr>
+      <w:rPr>
+        <w:rFonts w:ascii="Wingdings" w:hAnsi="Wingdings" w:hint="default"/>
+      </w:rPr>
+    </w:lvl>
+  </w:abstractNum>
+  <w:abstractNum w:abstractNumId="13" w15:restartNumberingAfterBreak="0">
+    <w:nsid w:val="6D6D490A"/>
+    <w:multiLevelType w:val="hybridMultilevel"/>
+    <w:tmpl w:val="7CFC6776"/>
+    <w:lvl w:ilvl="0" w:tplc="4009000F">
+      <w:start w:val="1"/>
+      <w:numFmt w:val="decimal"/>
+      <w:lvlText w:val="%1."/>
+      <w:lvlJc w:val="left"/>
+      <w:pPr>
+        <w:ind w:left="360" w:hanging="360"/>
+      </w:pPr>
+    </w:lvl>
+    <w:lvl w:ilvl="1" w:tplc="40090019" w:tentative="1">
+      <w:start w:val="1"/>
+      <w:numFmt w:val="lowerLetter"/>
+      <w:lvlText w:val="%2."/>
+      <w:lvlJc w:val="left"/>
+      <w:pPr>
+        <w:ind w:left="1080" w:hanging="360"/>
+      </w:pPr>
+    </w:lvl>
+    <w:lvl w:ilvl="2" w:tplc="4009001B" w:tentative="1">
+      <w:start w:val="1"/>
+      <w:numFmt w:val="lowerRoman"/>
+      <w:lvlText w:val="%3."/>
+      <w:lvlJc w:val="right"/>
+      <w:pPr>
+        <w:ind w:left="1800" w:hanging="180"/>
+      </w:pPr>
+    </w:lvl>
+    <w:lvl w:ilvl="3" w:tplc="4009000F" w:tentative="1">
+      <w:start w:val="1"/>
+      <w:numFmt w:val="decimal"/>
+      <w:lvlText w:val="%4."/>
+      <w:lvlJc w:val="left"/>
+      <w:pPr>
+        <w:ind w:left="2520" w:hanging="360"/>
+      </w:pPr>
+    </w:lvl>
+    <w:lvl w:ilvl="4" w:tplc="40090019" w:tentative="1">
+      <w:start w:val="1"/>
+      <w:numFmt w:val="lowerLetter"/>
+      <w:lvlText w:val="%5."/>
+      <w:lvlJc w:val="left"/>
+      <w:pPr>
+        <w:ind w:left="3240" w:hanging="360"/>
+      </w:pPr>
+    </w:lvl>
+    <w:lvl w:ilvl="5" w:tplc="4009001B" w:tentative="1">
+      <w:start w:val="1"/>
+      <w:numFmt w:val="lowerRoman"/>
+      <w:lvlText w:val="%6."/>
+      <w:lvlJc w:val="right"/>
+      <w:pPr>
+        <w:ind w:left="3960" w:hanging="180"/>
+      </w:pPr>
+    </w:lvl>
+    <w:lvl w:ilvl="6" w:tplc="4009000F" w:tentative="1">
+      <w:start w:val="1"/>
+      <w:numFmt w:val="decimal"/>
+      <w:lvlText w:val="%7."/>
+      <w:lvlJc w:val="left"/>
+      <w:pPr>
+        <w:ind w:left="4680" w:hanging="360"/>
+      </w:pPr>
+    </w:lvl>
+    <w:lvl w:ilvl="7" w:tplc="40090019" w:tentative="1">
+      <w:start w:val="1"/>
+      <w:numFmt w:val="lowerLetter"/>
+      <w:lvlText w:val="%8."/>
+      <w:lvlJc w:val="left"/>
+      <w:pPr>
+        <w:ind w:left="5400" w:hanging="360"/>
+      </w:pPr>
+    </w:lvl>
+    <w:lvl w:ilvl="8" w:tplc="4009001B" w:tentative="1">
+      <w:start w:val="1"/>
+      <w:numFmt w:val="lowerRoman"/>
+      <w:lvlText w:val="%9."/>
+      <w:lvlJc w:val="right"/>
+      <w:pPr>
+        <w:ind w:left="6120" w:hanging="180"/>
+      </w:pPr>
+    </w:lvl>
+  </w:abstractNum>
+  <w:abstractNum w:abstractNumId="14" w15:restartNumberingAfterBreak="0">
     <w:nsid w:val="70B771DB"/>
     <w:multiLevelType w:val="multilevel"/>
     <w:tmpl w:val="5E3ECC94"/>
@@ -6102,22 +7005,22 @@
     </w:lvl>
   </w:abstractNum>
   <w:num w:numId="1" w16cid:durableId="2037777839">
-    <w:abstractNumId w:val="7"/>
+    <w:abstractNumId w:val="8"/>
     <w:lvlOverride w:ilvl="0">
       <w:startOverride w:val="1"/>
     </w:lvlOverride>
   </w:num>
   <w:num w:numId="2" w16cid:durableId="488400700">
-    <w:abstractNumId w:val="5"/>
+    <w:abstractNumId w:val="6"/>
   </w:num>
   <w:num w:numId="3" w16cid:durableId="1940992304">
-    <w:abstractNumId w:val="10"/>
+    <w:abstractNumId w:val="14"/>
   </w:num>
   <w:num w:numId="4" w16cid:durableId="256600994">
-    <w:abstractNumId w:val="6"/>
+    <w:abstractNumId w:val="7"/>
   </w:num>
   <w:num w:numId="5" w16cid:durableId="41298124">
-    <w:abstractNumId w:val="9"/>
+    <w:abstractNumId w:val="10"/>
   </w:num>
   <w:num w:numId="6" w16cid:durableId="1567842058">
     <w:abstractNumId w:val="2"/>
@@ -6132,10 +7035,22 @@
     <w:abstractNumId w:val="0"/>
   </w:num>
   <w:num w:numId="10" w16cid:durableId="448090966">
-    <w:abstractNumId w:val="8"/>
+    <w:abstractNumId w:val="9"/>
   </w:num>
   <w:num w:numId="11" w16cid:durableId="351612160">
     <w:abstractNumId w:val="1"/>
+  </w:num>
+  <w:num w:numId="12" w16cid:durableId="45572670">
+    <w:abstractNumId w:val="5"/>
+  </w:num>
+  <w:num w:numId="13" w16cid:durableId="554968912">
+    <w:abstractNumId w:val="12"/>
+  </w:num>
+  <w:num w:numId="14" w16cid:durableId="232199551">
+    <w:abstractNumId w:val="13"/>
+  </w:num>
+  <w:num w:numId="15" w16cid:durableId="379787002">
+    <w:abstractNumId w:val="11"/>
   </w:num>
 </w:numbering>
 </file>
@@ -6621,7 +7536,6 @@
   <w:style w:type="character" w:default="1" w:styleId="DefaultParagraphFont">
     <w:name w:val="Default Paragraph Font"/>
     <w:uiPriority w:val="1"/>
-    <w:semiHidden/>
     <w:unhideWhenUsed/>
   </w:style>
   <w:style w:type="table" w:default="1" w:styleId="TableNormal">
@@ -6770,6 +7684,18 @@
     <w:link w:val="Footer"/>
     <w:uiPriority w:val="99"/>
     <w:rsid w:val="009558CD"/>
+  </w:style>
+  <w:style w:type="paragraph" w:styleId="NormalWeb">
+    <w:name w:val="Normal (Web)"/>
+    <w:basedOn w:val="Normal"/>
+    <w:uiPriority w:val="99"/>
+    <w:semiHidden/>
+    <w:unhideWhenUsed/>
+    <w:rsid w:val="006A118B"/>
+    <w:rPr>
+      <w:sz w:val="24"/>
+      <w:szCs w:val="24"/>
+    </w:rPr>
   </w:style>
 </w:styles>
 </file>
